--- a/QLNhaXac/QuanLiNhaXac.docx
+++ b/QLNhaXac/QuanLiNhaXac.docx
@@ -1,6 +1,6 @@
 
 <file path=word/document.xml><?xml version="1.0" encoding="utf-8"?>
-<w:document xmlns:wpc="http://schemas.microsoft.com/office/word/2010/wordprocessingCanvas" xmlns:cx="http://schemas.microsoft.com/office/drawing/2014/chartex" xmlns:cx1="http://schemas.microsoft.com/office/drawing/2015/9/8/chartex" xmlns:cx2="http://schemas.microsoft.com/office/drawing/2015/10/21/chartex" xmlns:cx3="http://schemas.microsoft.com/office/drawing/2016/5/9/chartex" xmlns:cx4="http://schemas.microsoft.com/office/drawing/2016/5/10/chartex" xmlns:cx5="http://schemas.microsoft.com/office/drawing/2016/5/11/chartex" xmlns:cx6="http://schemas.microsoft.com/office/drawing/2016/5/12/chartex" xmlns:cx7="http://schemas.microsoft.com/office/drawing/2016/5/13/chartex" xmlns:cx8="http://schemas.microsoft.com/office/drawing/2016/5/14/chartex" xmlns:mc="http://schemas.openxmlformats.org/markup-compatibility/2006" xmlns:aink="http://schemas.microsoft.com/office/drawing/2016/ink" xmlns:am3d="http://schemas.microsoft.com/office/drawing/2017/model3d" xmlns:o="urn:schemas-microsoft-com:office:office" xmlns:oel="http://schemas.microsoft.com/office/2019/extlst" xmlns:r="http://schemas.openxmlformats.org/officeDocument/2006/relationships" xmlns:m="http://schemas.openxmlformats.org/officeDocument/2006/math" xmlns:v="urn:schemas-microsoft-com:vml" xmlns:wp14="http://schemas.microsoft.com/office/word/2010/wordprocessingDrawing" xmlns:wp="http://schemas.openxmlformats.org/drawingml/2006/wordprocessingDrawing" xmlns:w10="urn:schemas-microsoft-com:office:word" xmlns:w="http://schemas.openxmlformats.org/wordprocessingml/2006/main" xmlns:w14="http://schemas.microsoft.com/office/word/2010/wordml" xmlns:w15="http://schemas.microsoft.com/office/word/2012/wordml" xmlns:w16cex="http://schemas.microsoft.com/office/word/2018/wordml/cex" xmlns:w16cid="http://schemas.microsoft.com/office/word/2016/wordml/cid" xmlns:w16="http://schemas.microsoft.com/office/word/2018/wordml" xmlns:w16du="http://schemas.microsoft.com/office/word/2023/wordml/word16du" xmlns:w16sdtdh="http://schemas.microsoft.com/office/word/2020/wordml/sdtdatahash" xmlns:w16sdtfl="http://schemas.microsoft.com/office/word/2024/wordml/sdtformatlock" xmlns:w16se="http://schemas.microsoft.com/office/word/2015/wordml/symex" xmlns:wpg="http://schemas.microsoft.com/office/word/2010/wordprocessingGroup" xmlns:wpi="http://schemas.microsoft.com/office/word/2010/wordprocessingInk" xmlns:wne="http://schemas.microsoft.com/office/word/2006/wordml" xmlns:wps="http://schemas.microsoft.com/office/word/2010/wordprocessingShape" mc:Ignorable="w14 w15 w16se w16cid w16 w16cex w16sdtdh w16sdtfl w16du wp14">
+<w:document xmlns:wpc="http://schemas.microsoft.com/office/word/2010/wordprocessingCanvas" xmlns:cx="http://schemas.microsoft.com/office/drawing/2014/chartex" xmlns:cx1="http://schemas.microsoft.com/office/drawing/2015/9/8/chartex" xmlns:cx2="http://schemas.microsoft.com/office/drawing/2015/10/21/chartex" xmlns:cx3="http://schemas.microsoft.com/office/drawing/2016/5/9/chartex" xmlns:cx4="http://schemas.microsoft.com/office/drawing/2016/5/10/chartex" xmlns:cx5="http://schemas.microsoft.com/office/drawing/2016/5/11/chartex" xmlns:cx6="http://schemas.microsoft.com/office/drawing/2016/5/12/chartex" xmlns:cx7="http://schemas.microsoft.com/office/drawing/2016/5/13/chartex" xmlns:cx8="http://schemas.microsoft.com/office/drawing/2016/5/14/chartex" xmlns:mc="http://schemas.openxmlformats.org/markup-compatibility/2006" xmlns:aink="http://schemas.microsoft.com/office/drawing/2016/ink" xmlns:am3d="http://schemas.microsoft.com/office/drawing/2017/model3d" xmlns:o="urn:schemas-microsoft-com:office:office" xmlns:oel="http://schemas.microsoft.com/office/2019/extlst" xmlns:r="http://schemas.openxmlformats.org/officeDocument/2006/relationships" xmlns:m="http://schemas.openxmlformats.org/officeDocument/2006/math" xmlns:v="urn:schemas-microsoft-com:vml" xmlns:wp14="http://schemas.microsoft.com/office/word/2010/wordprocessingDrawing" xmlns:wp="http://schemas.openxmlformats.org/drawingml/2006/wordprocessingDrawing" xmlns:w10="urn:schemas-microsoft-com:office:word" xmlns:w="http://schemas.openxmlformats.org/wordprocessingml/2006/main" xmlns:w14="http://schemas.microsoft.com/office/word/2010/wordml" xmlns:w15="http://schemas.microsoft.com/office/word/2012/wordml" xmlns:w16cex="http://schemas.microsoft.com/office/word/2018/wordml/cex" xmlns:w16cid="http://schemas.microsoft.com/office/word/2016/wordml/cid" xmlns:w16="http://schemas.microsoft.com/office/word/2018/wordml" xmlns:w16du="http://schemas.microsoft.com/office/word/2023/wordml/word16du" xmlns:w16sdtdh="http://schemas.microsoft.com/office/word/2020/wordml/sdtdatahash" xmlns:w16se="http://schemas.microsoft.com/office/word/2015/wordml/symex" xmlns:wpg="http://schemas.microsoft.com/office/word/2010/wordprocessingGroup" xmlns:wpi="http://schemas.microsoft.com/office/word/2010/wordprocessingInk" xmlns:wne="http://schemas.microsoft.com/office/word/2006/wordml" xmlns:wps="http://schemas.microsoft.com/office/word/2010/wordprocessingShape" mc:Ignorable="w14 w15 w16se w16cid w16 w16cex w16sdtdh w16du wp14">
   <w:body>
     <w:p>
       <w:pPr>
@@ -788,6 +788,8 @@
             <w:jc w:val="center"/>
             <w:rPr>
               <w:rFonts w:eastAsia="SimSun" w:cs="Times New Roman"/>
+              <w:b/>
+              <w:bCs/>
               <w:sz w:val="30"/>
               <w:szCs w:val="30"/>
             </w:rPr>
@@ -795,6 +797,8 @@
           <w:r>
             <w:rPr>
               <w:rFonts w:eastAsia="SimSun" w:cs="Times New Roman"/>
+              <w:b/>
+              <w:bCs/>
               <w:sz w:val="30"/>
               <w:szCs w:val="30"/>
             </w:rPr>
@@ -820,6 +824,8 @@
             </w:tabs>
             <w:rPr>
               <w:rFonts w:asciiTheme="minorHAnsi" w:eastAsiaTheme="minorEastAsia" w:hAnsiTheme="minorHAnsi"/>
+              <w:b/>
+              <w:bCs/>
               <w:noProof/>
               <w:sz w:val="24"/>
             </w:rPr>
@@ -852,47 +858,63 @@
             <w:r>
               <w:rPr>
                 <w:rStyle w:val="Hyperlink"/>
+                <w:b/>
+                <w:bCs/>
                 <w:noProof/>
               </w:rPr>
               <w:t>BẢNG PHÂN CHIA CÔNG VIỆC</w:t>
             </w:r>
             <w:r>
               <w:rPr>
+                <w:b/>
+                <w:bCs/>
                 <w:noProof/>
               </w:rPr>
               <w:tab/>
             </w:r>
             <w:r>
               <w:rPr>
+                <w:b/>
+                <w:bCs/>
                 <w:noProof/>
               </w:rPr>
               <w:fldChar w:fldCharType="begin"/>
             </w:r>
             <w:r>
               <w:rPr>
+                <w:b/>
+                <w:bCs/>
                 <w:noProof/>
               </w:rPr>
               <w:instrText xml:space="preserve"> PAGEREF _Toc232630435 \h </w:instrText>
             </w:r>
             <w:r>
               <w:rPr>
-                <w:noProof/>
-              </w:rPr>
-            </w:r>
-            <w:r>
-              <w:rPr>
+                <w:b/>
+                <w:bCs/>
+                <w:noProof/>
+              </w:rPr>
+            </w:r>
+            <w:r>
+              <w:rPr>
+                <w:b/>
+                <w:bCs/>
                 <w:noProof/>
               </w:rPr>
               <w:fldChar w:fldCharType="separate"/>
             </w:r>
             <w:r>
               <w:rPr>
+                <w:b/>
+                <w:bCs/>
                 <w:noProof/>
               </w:rPr>
               <w:t>5</w:t>
             </w:r>
             <w:r>
               <w:rPr>
+                <w:b/>
+                <w:bCs/>
                 <w:noProof/>
               </w:rPr>
               <w:fldChar w:fldCharType="end"/>
@@ -907,6 +929,8 @@
             </w:tabs>
             <w:rPr>
               <w:rFonts w:asciiTheme="minorHAnsi" w:eastAsiaTheme="minorEastAsia" w:hAnsiTheme="minorHAnsi"/>
+              <w:b/>
+              <w:bCs/>
               <w:noProof/>
               <w:sz w:val="24"/>
             </w:rPr>
@@ -915,47 +939,63 @@
             <w:r>
               <w:rPr>
                 <w:rStyle w:val="Hyperlink"/>
+                <w:b/>
+                <w:bCs/>
                 <w:noProof/>
               </w:rPr>
               <w:t>MỞ ĐẦU</w:t>
             </w:r>
             <w:r>
               <w:rPr>
+                <w:b/>
+                <w:bCs/>
                 <w:noProof/>
               </w:rPr>
               <w:tab/>
             </w:r>
             <w:r>
               <w:rPr>
+                <w:b/>
+                <w:bCs/>
                 <w:noProof/>
               </w:rPr>
               <w:fldChar w:fldCharType="begin"/>
             </w:r>
             <w:r>
               <w:rPr>
+                <w:b/>
+                <w:bCs/>
                 <w:noProof/>
               </w:rPr>
               <w:instrText xml:space="preserve"> PAGEREF _Toc232630436 \h </w:instrText>
             </w:r>
             <w:r>
               <w:rPr>
-                <w:noProof/>
-              </w:rPr>
-            </w:r>
-            <w:r>
-              <w:rPr>
+                <w:b/>
+                <w:bCs/>
+                <w:noProof/>
+              </w:rPr>
+            </w:r>
+            <w:r>
+              <w:rPr>
+                <w:b/>
+                <w:bCs/>
                 <w:noProof/>
               </w:rPr>
               <w:fldChar w:fldCharType="separate"/>
             </w:r>
             <w:r>
               <w:rPr>
+                <w:b/>
+                <w:bCs/>
                 <w:noProof/>
               </w:rPr>
               <w:t>8</w:t>
             </w:r>
             <w:r>
               <w:rPr>
+                <w:b/>
+                <w:bCs/>
                 <w:noProof/>
               </w:rPr>
               <w:fldChar w:fldCharType="end"/>
@@ -970,6 +1010,8 @@
             </w:tabs>
             <w:rPr>
               <w:rFonts w:asciiTheme="minorHAnsi" w:eastAsiaTheme="minorEastAsia" w:hAnsiTheme="minorHAnsi"/>
+              <w:b/>
+              <w:bCs/>
               <w:noProof/>
               <w:sz w:val="24"/>
             </w:rPr>
@@ -978,47 +1020,63 @@
             <w:r>
               <w:rPr>
                 <w:rStyle w:val="Hyperlink"/>
+                <w:b/>
+                <w:bCs/>
                 <w:noProof/>
               </w:rPr>
               <w:t>LÝ DO CHỌN ĐỀ TÀI</w:t>
             </w:r>
             <w:r>
               <w:rPr>
+                <w:b/>
+                <w:bCs/>
                 <w:noProof/>
               </w:rPr>
               <w:tab/>
             </w:r>
             <w:r>
               <w:rPr>
+                <w:b/>
+                <w:bCs/>
                 <w:noProof/>
               </w:rPr>
               <w:fldChar w:fldCharType="begin"/>
             </w:r>
             <w:r>
               <w:rPr>
+                <w:b/>
+                <w:bCs/>
                 <w:noProof/>
               </w:rPr>
               <w:instrText xml:space="preserve"> PAGEREF _Toc232630437 \h </w:instrText>
             </w:r>
             <w:r>
               <w:rPr>
-                <w:noProof/>
-              </w:rPr>
-            </w:r>
-            <w:r>
-              <w:rPr>
+                <w:b/>
+                <w:bCs/>
+                <w:noProof/>
+              </w:rPr>
+            </w:r>
+            <w:r>
+              <w:rPr>
+                <w:b/>
+                <w:bCs/>
                 <w:noProof/>
               </w:rPr>
               <w:fldChar w:fldCharType="separate"/>
             </w:r>
             <w:r>
               <w:rPr>
+                <w:b/>
+                <w:bCs/>
                 <w:noProof/>
               </w:rPr>
               <w:t>8</w:t>
             </w:r>
             <w:r>
               <w:rPr>
+                <w:b/>
+                <w:bCs/>
                 <w:noProof/>
               </w:rPr>
               <w:fldChar w:fldCharType="end"/>
@@ -1033,6 +1091,8 @@
             </w:tabs>
             <w:rPr>
               <w:rFonts w:asciiTheme="minorHAnsi" w:eastAsiaTheme="minorEastAsia" w:hAnsiTheme="minorHAnsi"/>
+              <w:b/>
+              <w:bCs/>
               <w:noProof/>
               <w:sz w:val="24"/>
             </w:rPr>
@@ -1041,47 +1101,63 @@
             <w:r>
               <w:rPr>
                 <w:rStyle w:val="Hyperlink"/>
+                <w:b/>
+                <w:bCs/>
                 <w:noProof/>
               </w:rPr>
               <w:t>CHƯƠNG 1: GIỚI THIỆU</w:t>
             </w:r>
             <w:r>
               <w:rPr>
+                <w:b/>
+                <w:bCs/>
                 <w:noProof/>
               </w:rPr>
               <w:tab/>
             </w:r>
             <w:r>
               <w:rPr>
+                <w:b/>
+                <w:bCs/>
                 <w:noProof/>
               </w:rPr>
               <w:fldChar w:fldCharType="begin"/>
             </w:r>
             <w:r>
               <w:rPr>
+                <w:b/>
+                <w:bCs/>
                 <w:noProof/>
               </w:rPr>
               <w:instrText xml:space="preserve"> PAGEREF _Toc232630438 \h </w:instrText>
             </w:r>
             <w:r>
               <w:rPr>
-                <w:noProof/>
-              </w:rPr>
-            </w:r>
-            <w:r>
-              <w:rPr>
+                <w:b/>
+                <w:bCs/>
+                <w:noProof/>
+              </w:rPr>
+            </w:r>
+            <w:r>
+              <w:rPr>
+                <w:b/>
+                <w:bCs/>
                 <w:noProof/>
               </w:rPr>
               <w:fldChar w:fldCharType="separate"/>
             </w:r>
             <w:r>
               <w:rPr>
+                <w:b/>
+                <w:bCs/>
                 <w:noProof/>
               </w:rPr>
               <w:t>9</w:t>
             </w:r>
             <w:r>
               <w:rPr>
+                <w:b/>
+                <w:bCs/>
                 <w:noProof/>
               </w:rPr>
               <w:fldChar w:fldCharType="end"/>
@@ -1666,6 +1742,8 @@
             </w:tabs>
             <w:rPr>
               <w:rFonts w:asciiTheme="minorHAnsi" w:eastAsiaTheme="minorEastAsia" w:hAnsiTheme="minorHAnsi"/>
+              <w:b/>
+              <w:bCs/>
               <w:noProof/>
               <w:sz w:val="24"/>
             </w:rPr>
@@ -1674,47 +1752,63 @@
             <w:r>
               <w:rPr>
                 <w:rStyle w:val="Hyperlink"/>
+                <w:b/>
+                <w:bCs/>
                 <w:noProof/>
               </w:rPr>
               <w:t>CHƯƠNG 2: THIẾT KẾ HỆ THỐNG</w:t>
             </w:r>
             <w:r>
               <w:rPr>
+                <w:b/>
+                <w:bCs/>
                 <w:noProof/>
               </w:rPr>
               <w:tab/>
             </w:r>
             <w:r>
               <w:rPr>
+                <w:b/>
+                <w:bCs/>
                 <w:noProof/>
               </w:rPr>
               <w:fldChar w:fldCharType="begin"/>
             </w:r>
             <w:r>
               <w:rPr>
+                <w:b/>
+                <w:bCs/>
                 <w:noProof/>
               </w:rPr>
               <w:instrText xml:space="preserve"> PAGEREF _Toc232630448 \h </w:instrText>
             </w:r>
             <w:r>
               <w:rPr>
-                <w:noProof/>
-              </w:rPr>
-            </w:r>
-            <w:r>
-              <w:rPr>
+                <w:b/>
+                <w:bCs/>
+                <w:noProof/>
+              </w:rPr>
+            </w:r>
+            <w:r>
+              <w:rPr>
+                <w:b/>
+                <w:bCs/>
                 <w:noProof/>
               </w:rPr>
               <w:fldChar w:fldCharType="separate"/>
             </w:r>
             <w:r>
               <w:rPr>
+                <w:b/>
+                <w:bCs/>
                 <w:noProof/>
               </w:rPr>
               <w:t>13</w:t>
             </w:r>
             <w:r>
               <w:rPr>
+                <w:b/>
+                <w:bCs/>
                 <w:noProof/>
               </w:rPr>
               <w:fldChar w:fldCharType="end"/>
@@ -2528,6 +2622,8 @@
             </w:tabs>
             <w:rPr>
               <w:rFonts w:asciiTheme="minorHAnsi" w:eastAsiaTheme="minorEastAsia" w:hAnsiTheme="minorHAnsi"/>
+              <w:b/>
+              <w:bCs/>
               <w:noProof/>
               <w:sz w:val="24"/>
             </w:rPr>
@@ -2537,6 +2633,7 @@
               <w:rPr>
                 <w:rStyle w:val="Hyperlink"/>
                 <w:rFonts w:cs="Times New Roman"/>
+                <w:b/>
                 <w:bCs/>
                 <w:noProof/>
               </w:rPr>
@@ -2544,41 +2641,55 @@
             </w:r>
             <w:r>
               <w:rPr>
+                <w:b/>
+                <w:bCs/>
                 <w:noProof/>
               </w:rPr>
               <w:tab/>
             </w:r>
             <w:r>
               <w:rPr>
+                <w:b/>
+                <w:bCs/>
                 <w:noProof/>
               </w:rPr>
               <w:fldChar w:fldCharType="begin"/>
             </w:r>
             <w:r>
               <w:rPr>
+                <w:b/>
+                <w:bCs/>
                 <w:noProof/>
               </w:rPr>
               <w:instrText xml:space="preserve"> PAGEREF _Toc232630461 \h </w:instrText>
             </w:r>
             <w:r>
               <w:rPr>
-                <w:noProof/>
-              </w:rPr>
-            </w:r>
-            <w:r>
-              <w:rPr>
+                <w:b/>
+                <w:bCs/>
+                <w:noProof/>
+              </w:rPr>
+            </w:r>
+            <w:r>
+              <w:rPr>
+                <w:b/>
+                <w:bCs/>
                 <w:noProof/>
               </w:rPr>
               <w:fldChar w:fldCharType="separate"/>
             </w:r>
             <w:r>
               <w:rPr>
+                <w:b/>
+                <w:bCs/>
                 <w:noProof/>
               </w:rPr>
               <w:t>26</w:t>
             </w:r>
             <w:r>
               <w:rPr>
+                <w:b/>
+                <w:bCs/>
                 <w:noProof/>
               </w:rPr>
               <w:fldChar w:fldCharType="end"/>
@@ -2721,6 +2832,8 @@
             </w:tabs>
             <w:rPr>
               <w:rFonts w:asciiTheme="minorHAnsi" w:eastAsiaTheme="minorEastAsia" w:hAnsiTheme="minorHAnsi"/>
+              <w:b/>
+              <w:bCs/>
               <w:noProof/>
               <w:sz w:val="24"/>
             </w:rPr>
@@ -2729,47 +2842,63 @@
             <w:r>
               <w:rPr>
                 <w:rStyle w:val="Hyperlink"/>
+                <w:b/>
+                <w:bCs/>
                 <w:noProof/>
               </w:rPr>
               <w:t>CHƯƠNG 4: CÁC ĐỐI TƯỢNG NÂNG CAO TRONG CƠ SỞ DỮ LIỆU</w:t>
             </w:r>
             <w:r>
               <w:rPr>
+                <w:b/>
+                <w:bCs/>
                 <w:noProof/>
               </w:rPr>
               <w:tab/>
             </w:r>
             <w:r>
               <w:rPr>
+                <w:b/>
+                <w:bCs/>
                 <w:noProof/>
               </w:rPr>
               <w:fldChar w:fldCharType="begin"/>
             </w:r>
             <w:r>
               <w:rPr>
+                <w:b/>
+                <w:bCs/>
                 <w:noProof/>
               </w:rPr>
               <w:instrText xml:space="preserve"> PAGEREF _Toc232630464 \h </w:instrText>
             </w:r>
             <w:r>
               <w:rPr>
-                <w:noProof/>
-              </w:rPr>
-            </w:r>
-            <w:r>
-              <w:rPr>
+                <w:b/>
+                <w:bCs/>
+                <w:noProof/>
+              </w:rPr>
+            </w:r>
+            <w:r>
+              <w:rPr>
+                <w:b/>
+                <w:bCs/>
                 <w:noProof/>
               </w:rPr>
               <w:fldChar w:fldCharType="separate"/>
             </w:r>
             <w:r>
               <w:rPr>
+                <w:b/>
+                <w:bCs/>
                 <w:noProof/>
               </w:rPr>
               <w:t>28</w:t>
             </w:r>
             <w:r>
               <w:rPr>
+                <w:b/>
+                <w:bCs/>
                 <w:noProof/>
               </w:rPr>
               <w:fldChar w:fldCharType="end"/>
@@ -2976,6 +3105,8 @@
             </w:tabs>
             <w:rPr>
               <w:rFonts w:asciiTheme="minorHAnsi" w:eastAsiaTheme="minorEastAsia" w:hAnsiTheme="minorHAnsi"/>
+              <w:b/>
+              <w:bCs/>
               <w:noProof/>
               <w:sz w:val="24"/>
             </w:rPr>
@@ -2984,47 +3115,63 @@
             <w:r>
               <w:rPr>
                 <w:rStyle w:val="Hyperlink"/>
+                <w:b/>
+                <w:bCs/>
                 <w:noProof/>
               </w:rPr>
               <w:t>CHƯƠNG 5: QUẢN TRỊ VÀ BẢO MẬT CƠ SỞ DỮ LIỆU</w:t>
             </w:r>
             <w:r>
               <w:rPr>
+                <w:b/>
+                <w:bCs/>
                 <w:noProof/>
               </w:rPr>
               <w:tab/>
             </w:r>
             <w:r>
               <w:rPr>
+                <w:b/>
+                <w:bCs/>
                 <w:noProof/>
               </w:rPr>
               <w:fldChar w:fldCharType="begin"/>
             </w:r>
             <w:r>
               <w:rPr>
+                <w:b/>
+                <w:bCs/>
                 <w:noProof/>
               </w:rPr>
               <w:instrText xml:space="preserve"> PAGEREF _Toc232630468 \h </w:instrText>
             </w:r>
             <w:r>
               <w:rPr>
-                <w:noProof/>
-              </w:rPr>
-            </w:r>
-            <w:r>
-              <w:rPr>
+                <w:b/>
+                <w:bCs/>
+                <w:noProof/>
+              </w:rPr>
+            </w:r>
+            <w:r>
+              <w:rPr>
+                <w:b/>
+                <w:bCs/>
                 <w:noProof/>
               </w:rPr>
               <w:fldChar w:fldCharType="separate"/>
             </w:r>
             <w:r>
               <w:rPr>
+                <w:b/>
+                <w:bCs/>
                 <w:noProof/>
               </w:rPr>
               <w:t>43</w:t>
             </w:r>
             <w:r>
               <w:rPr>
+                <w:b/>
+                <w:bCs/>
                 <w:noProof/>
               </w:rPr>
               <w:fldChar w:fldCharType="end"/>
@@ -3608,6 +3755,8 @@
             </w:tabs>
             <w:rPr>
               <w:rFonts w:asciiTheme="minorHAnsi" w:eastAsiaTheme="minorEastAsia" w:hAnsiTheme="minorHAnsi"/>
+              <w:b/>
+              <w:bCs/>
               <w:noProof/>
               <w:sz w:val="24"/>
             </w:rPr>
@@ -3616,6 +3765,8 @@
             <w:r>
               <w:rPr>
                 <w:rStyle w:val="Hyperlink"/>
+                <w:b/>
+                <w:bCs/>
                 <w:noProof/>
               </w:rPr>
               <w:t xml:space="preserve">CHƯƠNG 6: </w:t>
@@ -3623,6 +3774,8 @@
             <w:r>
               <w:rPr>
                 <w:rStyle w:val="Hyperlink"/>
+                <w:b/>
+                <w:bCs/>
                 <w:caps/>
                 <w:noProof/>
               </w:rPr>
@@ -3630,41 +3783,55 @@
             </w:r>
             <w:r>
               <w:rPr>
+                <w:b/>
+                <w:bCs/>
                 <w:noProof/>
               </w:rPr>
               <w:tab/>
             </w:r>
             <w:r>
               <w:rPr>
+                <w:b/>
+                <w:bCs/>
                 <w:noProof/>
               </w:rPr>
               <w:fldChar w:fldCharType="begin"/>
             </w:r>
             <w:r>
               <w:rPr>
+                <w:b/>
+                <w:bCs/>
                 <w:noProof/>
               </w:rPr>
               <w:instrText xml:space="preserve"> PAGEREF _Toc232630478 \h </w:instrText>
             </w:r>
             <w:r>
               <w:rPr>
-                <w:noProof/>
-              </w:rPr>
-            </w:r>
-            <w:r>
-              <w:rPr>
+                <w:b/>
+                <w:bCs/>
+                <w:noProof/>
+              </w:rPr>
+            </w:r>
+            <w:r>
+              <w:rPr>
+                <w:b/>
+                <w:bCs/>
                 <w:noProof/>
               </w:rPr>
               <w:fldChar w:fldCharType="separate"/>
             </w:r>
             <w:r>
               <w:rPr>
+                <w:b/>
+                <w:bCs/>
                 <w:noProof/>
               </w:rPr>
               <w:t>52</w:t>
             </w:r>
             <w:r>
               <w:rPr>
+                <w:b/>
+                <w:bCs/>
                 <w:noProof/>
               </w:rPr>
               <w:fldChar w:fldCharType="end"/>
@@ -3880,21 +4047,7 @@
                 <w:rStyle w:val="Hyperlink"/>
                 <w:noProof/>
               </w:rPr>
-              <w:t>6.2 Các giao tác trong h</w:t>
-            </w:r>
-            <w:r>
-              <w:rPr>
-                <w:rStyle w:val="Hyperlink"/>
-                <w:noProof/>
-              </w:rPr>
-              <w:t>ệ</w:t>
-            </w:r>
-            <w:r>
-              <w:rPr>
-                <w:rStyle w:val="Hyperlink"/>
-                <w:noProof/>
-              </w:rPr>
-              <w:t xml:space="preserve"> thống</w:t>
+              <w:t>6.2 Các giao tác trong hệ thống</w:t>
             </w:r>
             <w:r>
               <w:rPr>
@@ -3947,6 +4100,8 @@
             </w:tabs>
             <w:rPr>
               <w:rFonts w:asciiTheme="minorHAnsi" w:eastAsiaTheme="minorEastAsia" w:hAnsiTheme="minorHAnsi"/>
+              <w:b/>
+              <w:bCs/>
               <w:noProof/>
               <w:sz w:val="24"/>
             </w:rPr>
@@ -3955,47 +4110,63 @@
             <w:r>
               <w:rPr>
                 <w:rStyle w:val="Hyperlink"/>
+                <w:b/>
+                <w:bCs/>
                 <w:noProof/>
               </w:rPr>
               <w:t>CHƯƠNG 7: KẾT LUẬN VÀ HƯỚNG PHÁT TRIỂN</w:t>
             </w:r>
             <w:r>
               <w:rPr>
+                <w:b/>
+                <w:bCs/>
                 <w:noProof/>
               </w:rPr>
               <w:tab/>
             </w:r>
             <w:r>
               <w:rPr>
+                <w:b/>
+                <w:bCs/>
                 <w:noProof/>
               </w:rPr>
               <w:fldChar w:fldCharType="begin"/>
             </w:r>
             <w:r>
               <w:rPr>
+                <w:b/>
+                <w:bCs/>
                 <w:noProof/>
               </w:rPr>
               <w:instrText xml:space="preserve"> PAGEREF _Toc232630483 \h </w:instrText>
             </w:r>
             <w:r>
               <w:rPr>
-                <w:noProof/>
-              </w:rPr>
-            </w:r>
-            <w:r>
-              <w:rPr>
+                <w:b/>
+                <w:bCs/>
+                <w:noProof/>
+              </w:rPr>
+            </w:r>
+            <w:r>
+              <w:rPr>
+                <w:b/>
+                <w:bCs/>
                 <w:noProof/>
               </w:rPr>
               <w:fldChar w:fldCharType="separate"/>
             </w:r>
             <w:r>
               <w:rPr>
+                <w:b/>
+                <w:bCs/>
                 <w:noProof/>
               </w:rPr>
               <w:t>55</w:t>
             </w:r>
             <w:r>
               <w:rPr>
+                <w:b/>
+                <w:bCs/>
                 <w:noProof/>
               </w:rPr>
               <w:fldChar w:fldCharType="end"/>
@@ -4138,6 +4309,8 @@
             </w:tabs>
             <w:rPr>
               <w:rFonts w:asciiTheme="minorHAnsi" w:eastAsiaTheme="minorEastAsia" w:hAnsiTheme="minorHAnsi"/>
+              <w:b/>
+              <w:bCs/>
               <w:noProof/>
               <w:sz w:val="24"/>
             </w:rPr>
@@ -4146,47 +4319,63 @@
             <w:r>
               <w:rPr>
                 <w:rStyle w:val="Hyperlink"/>
+                <w:b/>
+                <w:bCs/>
                 <w:noProof/>
               </w:rPr>
               <w:t>TÀI LIỆU THAM KHẢO</w:t>
             </w:r>
             <w:r>
               <w:rPr>
+                <w:b/>
+                <w:bCs/>
                 <w:noProof/>
               </w:rPr>
               <w:tab/>
             </w:r>
             <w:r>
               <w:rPr>
+                <w:b/>
+                <w:bCs/>
                 <w:noProof/>
               </w:rPr>
               <w:fldChar w:fldCharType="begin"/>
             </w:r>
             <w:r>
               <w:rPr>
+                <w:b/>
+                <w:bCs/>
                 <w:noProof/>
               </w:rPr>
               <w:instrText xml:space="preserve"> PAGEREF _Toc232630486 \h </w:instrText>
             </w:r>
             <w:r>
               <w:rPr>
-                <w:noProof/>
-              </w:rPr>
-            </w:r>
-            <w:r>
-              <w:rPr>
+                <w:b/>
+                <w:bCs/>
+                <w:noProof/>
+              </w:rPr>
+            </w:r>
+            <w:r>
+              <w:rPr>
+                <w:b/>
+                <w:bCs/>
                 <w:noProof/>
               </w:rPr>
               <w:fldChar w:fldCharType="separate"/>
             </w:r>
             <w:r>
               <w:rPr>
+                <w:b/>
+                <w:bCs/>
                 <w:noProof/>
               </w:rPr>
               <w:t>57</w:t>
             </w:r>
             <w:r>
               <w:rPr>
+                <w:b/>
+                <w:bCs/>
                 <w:noProof/>
               </w:rPr>
               <w:fldChar w:fldCharType="end"/>
@@ -9258,6 +9447,321 @@
             <w:webHidden/>
           </w:rPr>
           <w:t>50</w:t>
+        </w:r>
+        <w:r>
+          <w:rPr>
+            <w:noProof/>
+            <w:webHidden/>
+          </w:rPr>
+          <w:fldChar w:fldCharType="end"/>
+        </w:r>
+      </w:hyperlink>
+    </w:p>
+    <w:p>
+      <w:pPr>
+        <w:pStyle w:val="TableofFigures"/>
+        <w:tabs>
+          <w:tab w:val="right" w:leader="dot" w:pos="9062"/>
+        </w:tabs>
+        <w:rPr>
+          <w:noProof/>
+        </w:rPr>
+      </w:pPr>
+      <w:r>
+        <w:rPr>
+          <w:szCs w:val="26"/>
+        </w:rPr>
+        <w:fldChar w:fldCharType="end"/>
+      </w:r>
+      <w:r>
+        <w:rPr>
+          <w:szCs w:val="26"/>
+        </w:rPr>
+        <w:fldChar w:fldCharType="begin"/>
+      </w:r>
+      <w:r>
+        <w:rPr>
+          <w:szCs w:val="26"/>
+        </w:rPr>
+        <w:instrText xml:space="preserve"> TOC \h \z \c "Hình 6." </w:instrText>
+      </w:r>
+      <w:r>
+        <w:rPr>
+          <w:szCs w:val="26"/>
+        </w:rPr>
+        <w:fldChar w:fldCharType="separate"/>
+      </w:r>
+    </w:p>
+    <w:p>
+      <w:pPr>
+        <w:pStyle w:val="TableofFigures"/>
+        <w:tabs>
+          <w:tab w:val="right" w:leader="dot" w:pos="9062"/>
+        </w:tabs>
+        <w:rPr>
+          <w:rFonts w:asciiTheme="minorHAnsi" w:eastAsiaTheme="minorEastAsia" w:hAnsiTheme="minorHAnsi"/>
+          <w:noProof/>
+          <w:sz w:val="24"/>
+        </w:rPr>
+      </w:pPr>
+      <w:hyperlink w:anchor="_Toc232632365" w:history="1">
+        <w:r>
+          <w:rPr>
+            <w:rStyle w:val="Hyperlink"/>
+            <w:noProof/>
+          </w:rPr>
+          <w:t>Hình 6. 1: Giao tác với dọn dẹp thi hài quá hạn</w:t>
+        </w:r>
+        <w:r>
+          <w:rPr>
+            <w:noProof/>
+            <w:webHidden/>
+          </w:rPr>
+          <w:tab/>
+        </w:r>
+        <w:r>
+          <w:rPr>
+            <w:noProof/>
+            <w:webHidden/>
+          </w:rPr>
+          <w:fldChar w:fldCharType="begin"/>
+        </w:r>
+        <w:r>
+          <w:rPr>
+            <w:noProof/>
+            <w:webHidden/>
+          </w:rPr>
+          <w:instrText xml:space="preserve"> PAGEREF _Toc232632365 \h </w:instrText>
+        </w:r>
+        <w:r>
+          <w:rPr>
+            <w:noProof/>
+            <w:webHidden/>
+          </w:rPr>
+        </w:r>
+        <w:r>
+          <w:rPr>
+            <w:noProof/>
+            <w:webHidden/>
+          </w:rPr>
+          <w:fldChar w:fldCharType="separate"/>
+        </w:r>
+        <w:r>
+          <w:rPr>
+            <w:noProof/>
+            <w:webHidden/>
+          </w:rPr>
+          <w:t>53</w:t>
+        </w:r>
+        <w:r>
+          <w:rPr>
+            <w:noProof/>
+            <w:webHidden/>
+          </w:rPr>
+          <w:fldChar w:fldCharType="end"/>
+        </w:r>
+      </w:hyperlink>
+    </w:p>
+    <w:p>
+      <w:pPr>
+        <w:pStyle w:val="TableofFigures"/>
+        <w:tabs>
+          <w:tab w:val="right" w:leader="dot" w:pos="9062"/>
+        </w:tabs>
+        <w:rPr>
+          <w:rFonts w:asciiTheme="minorHAnsi" w:eastAsiaTheme="minorEastAsia" w:hAnsiTheme="minorHAnsi"/>
+          <w:noProof/>
+          <w:sz w:val="24"/>
+        </w:rPr>
+      </w:pPr>
+      <w:hyperlink w:anchor="_Toc232632366" w:history="1">
+        <w:r>
+          <w:rPr>
+            <w:rStyle w:val="Hyperlink"/>
+            <w:noProof/>
+          </w:rPr>
+          <w:t>Hình 6. 2: Giao tác với các Store Procedure về Delete</w:t>
+        </w:r>
+        <w:r>
+          <w:rPr>
+            <w:noProof/>
+            <w:webHidden/>
+          </w:rPr>
+          <w:tab/>
+        </w:r>
+        <w:r>
+          <w:rPr>
+            <w:noProof/>
+            <w:webHidden/>
+          </w:rPr>
+          <w:fldChar w:fldCharType="begin"/>
+        </w:r>
+        <w:r>
+          <w:rPr>
+            <w:noProof/>
+            <w:webHidden/>
+          </w:rPr>
+          <w:instrText xml:space="preserve"> PAGEREF _Toc232632366 \h </w:instrText>
+        </w:r>
+        <w:r>
+          <w:rPr>
+            <w:noProof/>
+            <w:webHidden/>
+          </w:rPr>
+        </w:r>
+        <w:r>
+          <w:rPr>
+            <w:noProof/>
+            <w:webHidden/>
+          </w:rPr>
+          <w:fldChar w:fldCharType="separate"/>
+        </w:r>
+        <w:r>
+          <w:rPr>
+            <w:noProof/>
+            <w:webHidden/>
+          </w:rPr>
+          <w:t>53</w:t>
+        </w:r>
+        <w:r>
+          <w:rPr>
+            <w:noProof/>
+            <w:webHidden/>
+          </w:rPr>
+          <w:fldChar w:fldCharType="end"/>
+        </w:r>
+      </w:hyperlink>
+    </w:p>
+    <w:p>
+      <w:pPr>
+        <w:pStyle w:val="TableofFigures"/>
+        <w:tabs>
+          <w:tab w:val="right" w:leader="dot" w:pos="9062"/>
+        </w:tabs>
+        <w:rPr>
+          <w:rFonts w:asciiTheme="minorHAnsi" w:eastAsiaTheme="minorEastAsia" w:hAnsiTheme="minorHAnsi"/>
+          <w:noProof/>
+          <w:sz w:val="24"/>
+        </w:rPr>
+      </w:pPr>
+      <w:hyperlink w:anchor="_Toc232632367" w:history="1">
+        <w:r>
+          <w:rPr>
+            <w:rStyle w:val="Hyperlink"/>
+            <w:noProof/>
+          </w:rPr>
+          <w:t>Hình 6. 3: Giao tác với trigger</w:t>
+        </w:r>
+        <w:r>
+          <w:rPr>
+            <w:noProof/>
+            <w:webHidden/>
+          </w:rPr>
+          <w:tab/>
+        </w:r>
+        <w:r>
+          <w:rPr>
+            <w:noProof/>
+            <w:webHidden/>
+          </w:rPr>
+          <w:fldChar w:fldCharType="begin"/>
+        </w:r>
+        <w:r>
+          <w:rPr>
+            <w:noProof/>
+            <w:webHidden/>
+          </w:rPr>
+          <w:instrText xml:space="preserve"> PAGEREF _Toc232632367 \h </w:instrText>
+        </w:r>
+        <w:r>
+          <w:rPr>
+            <w:noProof/>
+            <w:webHidden/>
+          </w:rPr>
+        </w:r>
+        <w:r>
+          <w:rPr>
+            <w:noProof/>
+            <w:webHidden/>
+          </w:rPr>
+          <w:fldChar w:fldCharType="separate"/>
+        </w:r>
+        <w:r>
+          <w:rPr>
+            <w:noProof/>
+            <w:webHidden/>
+          </w:rPr>
+          <w:t>54</w:t>
+        </w:r>
+        <w:r>
+          <w:rPr>
+            <w:noProof/>
+            <w:webHidden/>
+          </w:rPr>
+          <w:fldChar w:fldCharType="end"/>
+        </w:r>
+      </w:hyperlink>
+    </w:p>
+    <w:p>
+      <w:pPr>
+        <w:pStyle w:val="TableofFigures"/>
+        <w:tabs>
+          <w:tab w:val="right" w:leader="dot" w:pos="9062"/>
+        </w:tabs>
+        <w:rPr>
+          <w:rFonts w:asciiTheme="minorHAnsi" w:eastAsiaTheme="minorEastAsia" w:hAnsiTheme="minorHAnsi"/>
+          <w:noProof/>
+          <w:sz w:val="24"/>
+        </w:rPr>
+      </w:pPr>
+      <w:hyperlink w:anchor="_Toc232632368" w:history="1">
+        <w:r>
+          <w:rPr>
+            <w:rStyle w:val="Hyperlink"/>
+            <w:noProof/>
+          </w:rPr>
+          <w:t>Hình 6. 4: Ví dụ</w:t>
+        </w:r>
+        <w:r>
+          <w:rPr>
+            <w:noProof/>
+            <w:webHidden/>
+          </w:rPr>
+          <w:tab/>
+        </w:r>
+        <w:r>
+          <w:rPr>
+            <w:noProof/>
+            <w:webHidden/>
+          </w:rPr>
+          <w:fldChar w:fldCharType="begin"/>
+        </w:r>
+        <w:r>
+          <w:rPr>
+            <w:noProof/>
+            <w:webHidden/>
+          </w:rPr>
+          <w:instrText xml:space="preserve"> PAGEREF _Toc232632368 \h </w:instrText>
+        </w:r>
+        <w:r>
+          <w:rPr>
+            <w:noProof/>
+            <w:webHidden/>
+          </w:rPr>
+        </w:r>
+        <w:r>
+          <w:rPr>
+            <w:noProof/>
+            <w:webHidden/>
+          </w:rPr>
+          <w:fldChar w:fldCharType="separate"/>
+        </w:r>
+        <w:r>
+          <w:rPr>
+            <w:noProof/>
+            <w:webHidden/>
+          </w:rPr>
+          <w:t>54</w:t>
         </w:r>
         <w:r>
           <w:rPr>
@@ -10367,14 +10871,7 @@
               <w:rPr>
                 <w:rFonts w:cs="Times New Roman"/>
               </w:rPr>
-              <w:t xml:space="preserve">THỦ TỤC XÓA, SỬA 6 </w:t>
-            </w:r>
-            <w:r>
-              <w:rPr>
-                <w:rFonts w:cs="Times New Roman"/>
-              </w:rPr>
-              <w:lastRenderedPageBreak/>
-              <w:t>BẢNG</w:t>
+              <w:t>THỦ TỤC XÓA, SỬA 6 BẢNG</w:t>
             </w:r>
           </w:p>
         </w:tc>
@@ -10397,7 +10894,6 @@
               <w:rPr>
                 <w:rFonts w:cs="Times New Roman"/>
               </w:rPr>
-              <w:lastRenderedPageBreak/>
               <w:t>TRUY VẤN WHILE</w:t>
             </w:r>
           </w:p>
@@ -10421,19 +10917,13 @@
               <w:rPr>
                 <w:rFonts w:cs="Times New Roman"/>
               </w:rPr>
-              <w:t xml:space="preserve">WORD, THỦ TỤC THÊM CÁC BẢNG </w:t>
+              <w:t xml:space="preserve">WORD, THỦ TỤC THÊM CÁC BẢNG BACSI, </w:t>
             </w:r>
             <w:r>
               <w:rPr>
                 <w:rFonts w:cs="Times New Roman"/>
               </w:rPr>
               <w:lastRenderedPageBreak/>
-              <w:t xml:space="preserve">BACSI, </w:t>
-            </w:r>
-            <w:r>
-              <w:rPr>
-                <w:rFonts w:cs="Times New Roman"/>
-              </w:rPr>
               <w:t>HOSOKHAMBENH</w:t>
             </w:r>
             <w:r>
@@ -10464,19 +10954,13 @@
                 <w:rFonts w:cs="Times New Roman"/>
               </w:rPr>
               <w:lastRenderedPageBreak/>
-              <w:t xml:space="preserve">THỦ TỤC THÊM CÁC </w:t>
+              <w:t xml:space="preserve">THỦ TỤC THÊM CÁC BẢNG </w:t>
             </w:r>
             <w:r>
               <w:rPr>
                 <w:rFonts w:cs="Times New Roman"/>
               </w:rPr>
               <w:lastRenderedPageBreak/>
-              <w:t xml:space="preserve">BẢNG </w:t>
-            </w:r>
-            <w:r>
-              <w:rPr>
-                <w:rFonts w:cs="Times New Roman"/>
-              </w:rPr>
               <w:t>THIHAI</w:t>
             </w:r>
             <w:r>
@@ -11183,14 +11667,14 @@
               <w:rPr>
                 <w:rFonts w:cs="Times New Roman"/>
               </w:rPr>
-              <w:t xml:space="preserve">, TẠO THÊM BẢNG CƠ SỞ DỮ LIỆU (AUDIT LOG, CANHBAO, </w:t>
+              <w:t xml:space="preserve">, TẠO THÊM BẢNG CƠ SỞ DỮ LIỆU (AUDIT LOG, CANHBAO, NHANVIEN, </w:t>
             </w:r>
             <w:r>
               <w:rPr>
                 <w:rFonts w:cs="Times New Roman"/>
               </w:rPr>
               <w:lastRenderedPageBreak/>
-              <w:t>NHANVIEN, HOADON</w:t>
+              <w:t>HOADON</w:t>
             </w:r>
             <w:r>
               <w:rPr>
@@ -28573,6 +29057,9 @@
     </w:p>
     <w:p>
       <w:r>
+        <w:rPr>
+          <w:noProof/>
+        </w:rPr>
         <w:drawing>
           <wp:inline distT="0" distB="0" distL="0" distR="0" wp14:anchorId="7CD77AD5" wp14:editId="7D2856F2">
             <wp:extent cx="5760720" cy="1475740"/>
@@ -28612,6 +29099,9 @@
     </w:p>
     <w:p>
       <w:r>
+        <w:rPr>
+          <w:noProof/>
+        </w:rPr>
         <w:drawing>
           <wp:inline distT="0" distB="0" distL="0" distR="0" wp14:anchorId="7488EF93" wp14:editId="2F86A54D">
             <wp:extent cx="5760720" cy="1119505"/>
@@ -28651,6 +29141,9 @@
     </w:p>
     <w:p>
       <w:r>
+        <w:rPr>
+          <w:noProof/>
+        </w:rPr>
         <w:drawing>
           <wp:inline distT="0" distB="0" distL="0" distR="0" wp14:anchorId="51BCED70" wp14:editId="755F5FAB">
             <wp:extent cx="5760720" cy="1369695"/>
@@ -28923,13 +29416,7 @@
       <w:bookmarkStart w:id="114" w:name="_Toc232630478"/>
       <w:r>
         <w:lastRenderedPageBreak/>
-        <w:t xml:space="preserve">CHƯƠNG </w:t>
-      </w:r>
-      <w:r>
-        <w:t>6</w:t>
-      </w:r>
-      <w:r>
-        <w:t xml:space="preserve">: </w:t>
+        <w:t xml:space="preserve">CHƯƠNG 6: </w:t>
       </w:r>
       <w:r>
         <w:rPr>
@@ -28990,16 +29477,7 @@
       </w:pPr>
       <w:bookmarkStart w:id="116" w:name="_Toc232630480"/>
       <w:r>
-        <w:t>6</w:t>
-      </w:r>
-      <w:r>
-        <w:t>.1</w:t>
-      </w:r>
-      <w:r>
-        <w:t>.1</w:t>
-      </w:r>
-      <w:r>
-        <w:t xml:space="preserve"> </w:t>
+        <w:t xml:space="preserve">6.1.1 </w:t>
       </w:r>
       <w:r>
         <w:t>Các lệnh điều khiển Giao tác</w:t>
@@ -29235,6 +29713,9 @@
         <w:keepNext/>
       </w:pPr>
       <w:r>
+        <w:rPr>
+          <w:noProof/>
+        </w:rPr>
         <w:lastRenderedPageBreak/>
         <w:drawing>
           <wp:inline distT="0" distB="0" distL="0" distR="0" wp14:anchorId="722D7D85" wp14:editId="0039CCEA">
@@ -29277,20 +29758,15 @@
       <w:pPr>
         <w:pStyle w:val="Caption"/>
       </w:pPr>
-      <w:r>
-        <w:t>Hình 6.</w:t>
-      </w:r>
-      <w:r>
-        <w:t>2</w:t>
-      </w:r>
-      <w:r>
-        <w:t xml:space="preserve">. </w:t>
+      <w:bookmarkStart w:id="119" w:name="_Toc232632365"/>
+      <w:r>
+        <w:t xml:space="preserve">Hình 6. </w:t>
       </w:r>
       <w:r>
         <w:fldChar w:fldCharType="begin"/>
       </w:r>
       <w:r>
-        <w:instrText xml:space="preserve"> SEQ Hình_6.1. \* ARABIC </w:instrText>
+        <w:instrText xml:space="preserve"> SEQ Hình_6. \* ARABIC </w:instrText>
       </w:r>
       <w:r>
         <w:fldChar w:fldCharType="separate"/>
@@ -29305,8 +29781,9 @@
         <w:fldChar w:fldCharType="end"/>
       </w:r>
       <w:r>
-        <w:t>:Giao tác với dọn dẹp thi hài quá hạn</w:t>
-      </w:r>
+        <w:t>: Giao tác với dọn dẹp thi hài quá hạn</w:t>
+      </w:r>
+      <w:bookmarkEnd w:id="119"/>
     </w:p>
     <w:p>
       <w:r>
@@ -29340,10 +29817,7 @@
         <w:t>:</w:t>
       </w:r>
       <w:r>
-        <w:t xml:space="preserve"> Xóa đơn lẻ (SP_XoaNganKeo, SP_XoaDichVu, SP_XoaDichVuSuDung, SP_XoaHoSoKhamBenh)</w:t>
-      </w:r>
-      <w:r>
-        <w:t xml:space="preserve"> </w:t>
+        <w:t xml:space="preserve"> Xóa đơn lẻ (SP_XoaNganKeo, SP_XoaDichVu, SP_XoaDichVuSuDung, SP_XoaHoSoKhamBenh) </w:t>
       </w:r>
     </w:p>
     <w:p>
@@ -29356,6 +29830,9 @@
         <w:keepNext/>
       </w:pPr>
       <w:r>
+        <w:rPr>
+          <w:noProof/>
+        </w:rPr>
         <w:drawing>
           <wp:inline distT="0" distB="0" distL="0" distR="0" wp14:anchorId="1C71614F" wp14:editId="44AEE692">
             <wp:extent cx="5760720" cy="817245"/>
@@ -29397,82 +29874,81 @@
       <w:pPr>
         <w:pStyle w:val="Caption"/>
       </w:pPr>
-      <w:r>
-        <w:t>Hình 6.</w:t>
-      </w:r>
-      <w:r>
+      <w:bookmarkStart w:id="120" w:name="_Toc232632366"/>
+      <w:r>
+        <w:t xml:space="preserve">Hình 6. </w:t>
+      </w:r>
+      <w:r>
+        <w:fldChar w:fldCharType="begin"/>
+      </w:r>
+      <w:r>
+        <w:instrText xml:space="preserve"> SEQ Hình_6. \* ARABIC </w:instrText>
+      </w:r>
+      <w:r>
+        <w:fldChar w:fldCharType="separate"/>
+      </w:r>
+      <w:r>
+        <w:rPr>
+          <w:noProof/>
+        </w:rPr>
         <w:t>2</w:t>
       </w:r>
       <w:r>
-        <w:t xml:space="preserve">. </w:t>
-      </w:r>
-      <w:r>
-        <w:fldChar w:fldCharType="begin"/>
-      </w:r>
-      <w:r>
-        <w:instrText xml:space="preserve"> SEQ Hình_6.1. \* ARABIC </w:instrText>
-      </w:r>
-      <w:r>
-        <w:fldChar w:fldCharType="separate"/>
-      </w:r>
+        <w:fldChar w:fldCharType="end"/>
+      </w:r>
+      <w:r>
+        <w:t xml:space="preserve">: </w:t>
+      </w:r>
+      <w:r>
+        <w:t>Giao tác với các Store Procedure về Delete</w:t>
+      </w:r>
+      <w:bookmarkEnd w:id="120"/>
+    </w:p>
+    <w:p>
+      <w:r>
+        <w:rPr>
+          <w:b/>
+          <w:bCs/>
+        </w:rPr>
+        <w:t>Giải thích</w:t>
+      </w:r>
+      <w:r>
+        <w:t xml:space="preserve">: Tuy chỉ có 1 câu lệnh, việc bọc trong transaction giúp có thể mở rộng sau này và đảm bảo atomic. </w:t>
+      </w:r>
+    </w:p>
+    <w:p>
+      <w:pPr>
+        <w:pStyle w:val="Heading3"/>
+      </w:pPr>
+      <w:r>
+        <w:t xml:space="preserve">6.2.3 </w:t>
+      </w:r>
+      <w:r>
+        <w:t>Giao tác 3</w:t>
+      </w:r>
+      <w:r>
+        <w:t>:</w:t>
+      </w:r>
+      <w:r>
+        <w:t xml:space="preserve"> Trigger rollback khi vi phạm nghiệp vụ</w:t>
+      </w:r>
+    </w:p>
+    <w:p>
+      <w:r>
+        <w:t>T</w:t>
+      </w:r>
+      <w:r>
+        <w:t>rigger dùng ROLLBACK TRANSACTION để hủy thao tác vi phạm.</w:t>
+      </w:r>
+    </w:p>
+    <w:p>
+      <w:pPr>
+        <w:keepNext/>
+      </w:pPr>
       <w:r>
         <w:rPr>
           <w:noProof/>
         </w:rPr>
-        <w:t>2</w:t>
-      </w:r>
-      <w:r>
-        <w:fldChar w:fldCharType="end"/>
-      </w:r>
-      <w:r>
-        <w:t>:Giao tác với các Store Procedure về Delete</w:t>
-      </w:r>
-    </w:p>
-    <w:p>
-      <w:r>
-        <w:rPr>
-          <w:b/>
-          <w:bCs/>
-        </w:rPr>
-        <w:t>Giải thích</w:t>
-      </w:r>
-      <w:r>
-        <w:t>: Tuy chỉ có 1 câu lệnh, việc bọc trong transaction giúp có thể mở rộng sau này và đảm bảo atomic.</w:t>
-      </w:r>
-      <w:r>
-        <w:t xml:space="preserve"> </w:t>
-      </w:r>
-    </w:p>
-    <w:p>
-      <w:pPr>
-        <w:pStyle w:val="Heading3"/>
-      </w:pPr>
-      <w:r>
-        <w:t xml:space="preserve">6.2.3 </w:t>
-      </w:r>
-      <w:r>
-        <w:t>Giao tác 3</w:t>
-      </w:r>
-      <w:r>
-        <w:t>:</w:t>
-      </w:r>
-      <w:r>
-        <w:t xml:space="preserve"> Trigger rollback khi vi phạm nghiệp vụ</w:t>
-      </w:r>
-    </w:p>
-    <w:p>
-      <w:r>
-        <w:t>T</w:t>
-      </w:r>
-      <w:r>
-        <w:t>rigger dùng ROLLBACK TRANSACTION để hủy thao tác vi phạm.</w:t>
-      </w:r>
-    </w:p>
-    <w:p>
-      <w:pPr>
-        <w:keepNext/>
-      </w:pPr>
-      <w:r>
         <w:lastRenderedPageBreak/>
         <w:drawing>
           <wp:inline distT="0" distB="0" distL="0" distR="0" wp14:anchorId="48038F40" wp14:editId="4B9B61D7">
@@ -29515,14 +29991,15 @@
       <w:pPr>
         <w:pStyle w:val="Caption"/>
       </w:pPr>
-      <w:r>
-        <w:t xml:space="preserve">Hình 6.2. </w:t>
+      <w:bookmarkStart w:id="121" w:name="_Toc232632367"/>
+      <w:r>
+        <w:t xml:space="preserve">Hình 6. </w:t>
       </w:r>
       <w:r>
         <w:fldChar w:fldCharType="begin"/>
       </w:r>
       <w:r>
-        <w:instrText xml:space="preserve"> SEQ Hình_6.1. \* ARABIC </w:instrText>
+        <w:instrText xml:space="preserve"> SEQ Hình_6. \* ARABIC </w:instrText>
       </w:r>
       <w:r>
         <w:fldChar w:fldCharType="separate"/>
@@ -29537,8 +30014,12 @@
         <w:fldChar w:fldCharType="end"/>
       </w:r>
       <w:r>
-        <w:t>:Giao tác với trigger</w:t>
-      </w:r>
+        <w:t xml:space="preserve">: </w:t>
+      </w:r>
+      <w:r>
+        <w:t>Giao tác với trigger</w:t>
+      </w:r>
+      <w:bookmarkEnd w:id="121"/>
     </w:p>
     <w:p>
       <w:r>
@@ -29549,10 +30030,7 @@
         <w:t>Giải thích</w:t>
       </w:r>
       <w:r>
-        <w:t>: Đây là giao tác ngầm — trigger tự động ROLLBACK toàn bộ lệnh DML khi phát hiện vi phạm nghiệp vụ.</w:t>
-      </w:r>
-      <w:r>
-        <w:t xml:space="preserve"> </w:t>
+        <w:t xml:space="preserve">: Đây là giao tác ngầm — trigger tự động ROLLBACK toàn bộ lệnh DML khi phát hiện vi phạm nghiệp vụ. </w:t>
       </w:r>
     </w:p>
     <w:p>
@@ -29565,10 +30043,7 @@
     </w:p>
     <w:p>
       <w:r>
-        <w:t>Lịch lập tuần tự (Serial Schedule) là một thuật ngữ trong Quản trị cơ sở dữ liệu (DBMS). Khái niệm này chỉ cách thực thi các giao tác (transactions) một cách lần lượt, giao tác này phải kết thúc hoàn toàn thì giao tác tiếp theo mới được bắt đầu. Nó loại bỏ hoàn toàn việc chạy đồng thời, đảm bảo cơ sở dữ liệu luôn giữ được tính nhất quán và chính xác.</w:t>
-      </w:r>
-      <w:r>
-        <w:t xml:space="preserve"> </w:t>
+        <w:t xml:space="preserve">Lịch lập tuần tự (Serial Schedule) là một thuật ngữ trong Quản trị cơ sở dữ liệu (DBMS). Khái niệm này chỉ cách thực thi các giao tác (transactions) một cách lần lượt, giao tác này phải kết thúc hoàn toàn thì giao tác tiếp theo mới được bắt đầu. Nó loại bỏ hoàn toàn việc chạy đồng thời, đảm bảo cơ sở dữ liệu luôn giữ được tính nhất quán và chính xác. </w:t>
       </w:r>
     </w:p>
     <w:p>
@@ -29654,6 +30129,9 @@
         <w:jc w:val="center"/>
       </w:pPr>
       <w:r>
+        <w:rPr>
+          <w:noProof/>
+        </w:rPr>
         <w:drawing>
           <wp:inline distT="0" distB="0" distL="0" distR="0" wp14:anchorId="0F0C7B4A" wp14:editId="7E086A8C">
             <wp:extent cx="5760720" cy="706120"/>
@@ -29695,14 +30173,15 @@
       <w:pPr>
         <w:pStyle w:val="Caption"/>
       </w:pPr>
-      <w:r>
-        <w:t xml:space="preserve">Hình 6.3. </w:t>
+      <w:bookmarkStart w:id="122" w:name="_Toc232632368"/>
+      <w:r>
+        <w:t xml:space="preserve">Hình 6. </w:t>
       </w:r>
       <w:r>
         <w:fldChar w:fldCharType="begin"/>
       </w:r>
       <w:r>
-        <w:instrText xml:space="preserve"> SEQ Hình_6.3. \* ARABIC </w:instrText>
+        <w:instrText xml:space="preserve"> SEQ Hình_6. \* ARABIC </w:instrText>
       </w:r>
       <w:r>
         <w:fldChar w:fldCharType="separate"/>
@@ -29711,14 +30190,15 @@
         <w:rPr>
           <w:noProof/>
         </w:rPr>
-        <w:t>1</w:t>
+        <w:t>4</w:t>
       </w:r>
       <w:r>
         <w:fldChar w:fldCharType="end"/>
       </w:r>
       <w:r>
-        <w:t>:Code ví dụ cho lập lịch</w:t>
-      </w:r>
+        <w:t>: Ví dụ</w:t>
+      </w:r>
+      <w:bookmarkEnd w:id="122"/>
     </w:p>
     <w:p>
       <w:r>
@@ -30478,18 +30958,7 @@
                 <w:sz w:val="26"/>
                 <w:szCs w:val="26"/>
               </w:rPr>
-              <w:t xml:space="preserve">Xóa ngăn kéo </w:t>
-            </w:r>
-            <w:r>
-              <w:rPr>
-                <w:b w:val="0"/>
-                <w:bCs/>
-                <w:i w:val="0"/>
-                <w:iCs w:val="0"/>
-                <w:sz w:val="26"/>
-                <w:szCs w:val="26"/>
-              </w:rPr>
-              <w:t>1</w:t>
+              <w:t>Xóa ngăn kéo 1</w:t>
             </w:r>
           </w:p>
         </w:tc>
@@ -30682,7 +31151,7 @@
       <w:pPr>
         <w:pStyle w:val="Heading1"/>
       </w:pPr>
-      <w:bookmarkStart w:id="119" w:name="_Toc232630483"/>
+      <w:bookmarkStart w:id="123" w:name="_Toc232630483"/>
       <w:r>
         <w:lastRenderedPageBreak/>
         <w:t xml:space="preserve">CHƯƠNG </w:t>
@@ -30693,20 +31162,17 @@
       <w:r>
         <w:t>: KẾT LUẬN VÀ HƯỚNG PHÁT TRIỂN</w:t>
       </w:r>
-      <w:bookmarkEnd w:id="119"/>
+      <w:bookmarkEnd w:id="123"/>
     </w:p>
     <w:p>
       <w:pPr>
         <w:pStyle w:val="Heading2"/>
       </w:pPr>
-      <w:bookmarkStart w:id="120" w:name="_Toc232630484"/>
-      <w:r>
-        <w:t>7</w:t>
-      </w:r>
-      <w:r>
-        <w:t>.1 Kết luận</w:t>
-      </w:r>
-      <w:bookmarkEnd w:id="120"/>
+      <w:bookmarkStart w:id="124" w:name="_Toc232630484"/>
+      <w:r>
+        <w:t>7.1 Kết luận</w:t>
+      </w:r>
+      <w:bookmarkEnd w:id="124"/>
     </w:p>
     <w:p>
       <w:pPr>
@@ -30868,14 +31334,11 @@
       <w:pPr>
         <w:pStyle w:val="Heading2"/>
       </w:pPr>
-      <w:bookmarkStart w:id="121" w:name="_Toc232630485"/>
-      <w:r>
-        <w:t>7</w:t>
-      </w:r>
-      <w:r>
-        <w:t>.2. Hướng phát triển</w:t>
-      </w:r>
-      <w:bookmarkEnd w:id="121"/>
+      <w:bookmarkStart w:id="125" w:name="_Toc232630485"/>
+      <w:r>
+        <w:t>7.2. Hướng phát triển</w:t>
+      </w:r>
+      <w:bookmarkEnd w:id="125"/>
     </w:p>
     <w:p>
       <w:pPr>
@@ -31037,12 +31500,12 @@
         <w:pStyle w:val="Heading1"/>
         <w:jc w:val="center"/>
       </w:pPr>
-      <w:bookmarkStart w:id="122" w:name="_Toc232630486"/>
+      <w:bookmarkStart w:id="126" w:name="_Toc232630486"/>
       <w:r>
         <w:lastRenderedPageBreak/>
         <w:t>TÀI LIỆU THAM KHẢO</w:t>
       </w:r>
-      <w:bookmarkEnd w:id="122"/>
+      <w:bookmarkEnd w:id="126"/>
     </w:p>
     <w:p>
       <w:r>
@@ -31139,7 +31602,7 @@
 </file>
 
 <file path=word/endnotes.xml><?xml version="1.0" encoding="utf-8"?>
-<w:endnotes xmlns:wpc="http://schemas.microsoft.com/office/word/2010/wordprocessingCanvas" xmlns:cx="http://schemas.microsoft.com/office/drawing/2014/chartex" xmlns:cx1="http://schemas.microsoft.com/office/drawing/2015/9/8/chartex" xmlns:cx2="http://schemas.microsoft.com/office/drawing/2015/10/21/chartex" xmlns:cx3="http://schemas.microsoft.com/office/drawing/2016/5/9/chartex" xmlns:cx4="http://schemas.microsoft.com/office/drawing/2016/5/10/chartex" xmlns:cx5="http://schemas.microsoft.com/office/drawing/2016/5/11/chartex" xmlns:cx6="http://schemas.microsoft.com/office/drawing/2016/5/12/chartex" xmlns:cx7="http://schemas.microsoft.com/office/drawing/2016/5/13/chartex" xmlns:cx8="http://schemas.microsoft.com/office/drawing/2016/5/14/chartex" xmlns:mc="http://schemas.openxmlformats.org/markup-compatibility/2006" xmlns:aink="http://schemas.microsoft.com/office/drawing/2016/ink" xmlns:am3d="http://schemas.microsoft.com/office/drawing/2017/model3d" xmlns:o="urn:schemas-microsoft-com:office:office" xmlns:oel="http://schemas.microsoft.com/office/2019/extlst" xmlns:r="http://schemas.openxmlformats.org/officeDocument/2006/relationships" xmlns:m="http://schemas.openxmlformats.org/officeDocument/2006/math" xmlns:v="urn:schemas-microsoft-com:vml" xmlns:wp14="http://schemas.microsoft.com/office/word/2010/wordprocessingDrawing" xmlns:wp="http://schemas.openxmlformats.org/drawingml/2006/wordprocessingDrawing" xmlns:w10="urn:schemas-microsoft-com:office:word" xmlns:w="http://schemas.openxmlformats.org/wordprocessingml/2006/main" xmlns:w14="http://schemas.microsoft.com/office/word/2010/wordml" xmlns:w15="http://schemas.microsoft.com/office/word/2012/wordml" xmlns:w16cex="http://schemas.microsoft.com/office/word/2018/wordml/cex" xmlns:w16cid="http://schemas.microsoft.com/office/word/2016/wordml/cid" xmlns:w16="http://schemas.microsoft.com/office/word/2018/wordml" xmlns:w16du="http://schemas.microsoft.com/office/word/2023/wordml/word16du" xmlns:w16sdtdh="http://schemas.microsoft.com/office/word/2020/wordml/sdtdatahash" xmlns:w16sdtfl="http://schemas.microsoft.com/office/word/2024/wordml/sdtformatlock" xmlns:w16se="http://schemas.microsoft.com/office/word/2015/wordml/symex" xmlns:wpg="http://schemas.microsoft.com/office/word/2010/wordprocessingGroup" xmlns:wpi="http://schemas.microsoft.com/office/word/2010/wordprocessingInk" xmlns:wne="http://schemas.microsoft.com/office/word/2006/wordml" xmlns:wps="http://schemas.microsoft.com/office/word/2010/wordprocessingShape" mc:Ignorable="w14 w15 w16se w16cid w16 w16cex w16sdtdh w16sdtfl w16du wp14">
+<w:endnotes xmlns:wpc="http://schemas.microsoft.com/office/word/2010/wordprocessingCanvas" xmlns:cx="http://schemas.microsoft.com/office/drawing/2014/chartex" xmlns:cx1="http://schemas.microsoft.com/office/drawing/2015/9/8/chartex" xmlns:cx2="http://schemas.microsoft.com/office/drawing/2015/10/21/chartex" xmlns:cx3="http://schemas.microsoft.com/office/drawing/2016/5/9/chartex" xmlns:cx4="http://schemas.microsoft.com/office/drawing/2016/5/10/chartex" xmlns:cx5="http://schemas.microsoft.com/office/drawing/2016/5/11/chartex" xmlns:cx6="http://schemas.microsoft.com/office/drawing/2016/5/12/chartex" xmlns:cx7="http://schemas.microsoft.com/office/drawing/2016/5/13/chartex" xmlns:cx8="http://schemas.microsoft.com/office/drawing/2016/5/14/chartex" xmlns:mc="http://schemas.openxmlformats.org/markup-compatibility/2006" xmlns:aink="http://schemas.microsoft.com/office/drawing/2016/ink" xmlns:am3d="http://schemas.microsoft.com/office/drawing/2017/model3d" xmlns:o="urn:schemas-microsoft-com:office:office" xmlns:oel="http://schemas.microsoft.com/office/2019/extlst" xmlns:r="http://schemas.openxmlformats.org/officeDocument/2006/relationships" xmlns:m="http://schemas.openxmlformats.org/officeDocument/2006/math" xmlns:v="urn:schemas-microsoft-com:vml" xmlns:wp14="http://schemas.microsoft.com/office/word/2010/wordprocessingDrawing" xmlns:wp="http://schemas.openxmlformats.org/drawingml/2006/wordprocessingDrawing" xmlns:w10="urn:schemas-microsoft-com:office:word" xmlns:w="http://schemas.openxmlformats.org/wordprocessingml/2006/main" xmlns:w14="http://schemas.microsoft.com/office/word/2010/wordml" xmlns:w15="http://schemas.microsoft.com/office/word/2012/wordml" xmlns:w16cex="http://schemas.microsoft.com/office/word/2018/wordml/cex" xmlns:w16cid="http://schemas.microsoft.com/office/word/2016/wordml/cid" xmlns:w16="http://schemas.microsoft.com/office/word/2018/wordml" xmlns:w16du="http://schemas.microsoft.com/office/word/2023/wordml/word16du" xmlns:w16sdtdh="http://schemas.microsoft.com/office/word/2020/wordml/sdtdatahash" xmlns:w16se="http://schemas.microsoft.com/office/word/2015/wordml/symex" xmlns:wpg="http://schemas.microsoft.com/office/word/2010/wordprocessingGroup" xmlns:wpi="http://schemas.microsoft.com/office/word/2010/wordprocessingInk" xmlns:wne="http://schemas.microsoft.com/office/word/2006/wordml" xmlns:wps="http://schemas.microsoft.com/office/word/2010/wordprocessingShape" mc:Ignorable="w14 w15 w16se w16cid w16 w16cex w16sdtdh w16du wp14">
   <w:endnote w:type="separator" w:id="-1">
     <w:p>
       <w:pPr>
@@ -31164,7 +31627,7 @@
 </file>
 
 <file path=word/footer1.xml><?xml version="1.0" encoding="utf-8"?>
-<w:ftr xmlns:wpc="http://schemas.microsoft.com/office/word/2010/wordprocessingCanvas" xmlns:cx="http://schemas.microsoft.com/office/drawing/2014/chartex" xmlns:cx1="http://schemas.microsoft.com/office/drawing/2015/9/8/chartex" xmlns:cx2="http://schemas.microsoft.com/office/drawing/2015/10/21/chartex" xmlns:cx3="http://schemas.microsoft.com/office/drawing/2016/5/9/chartex" xmlns:cx4="http://schemas.microsoft.com/office/drawing/2016/5/10/chartex" xmlns:cx5="http://schemas.microsoft.com/office/drawing/2016/5/11/chartex" xmlns:cx6="http://schemas.microsoft.com/office/drawing/2016/5/12/chartex" xmlns:cx7="http://schemas.microsoft.com/office/drawing/2016/5/13/chartex" xmlns:cx8="http://schemas.microsoft.com/office/drawing/2016/5/14/chartex" xmlns:mc="http://schemas.openxmlformats.org/markup-compatibility/2006" xmlns:aink="http://schemas.microsoft.com/office/drawing/2016/ink" xmlns:am3d="http://schemas.microsoft.com/office/drawing/2017/model3d" xmlns:o="urn:schemas-microsoft-com:office:office" xmlns:oel="http://schemas.microsoft.com/office/2019/extlst" xmlns:r="http://schemas.openxmlformats.org/officeDocument/2006/relationships" xmlns:m="http://schemas.openxmlformats.org/officeDocument/2006/math" xmlns:v="urn:schemas-microsoft-com:vml" xmlns:wp14="http://schemas.microsoft.com/office/word/2010/wordprocessingDrawing" xmlns:wp="http://schemas.openxmlformats.org/drawingml/2006/wordprocessingDrawing" xmlns:w10="urn:schemas-microsoft-com:office:word" xmlns:w="http://schemas.openxmlformats.org/wordprocessingml/2006/main" xmlns:w14="http://schemas.microsoft.com/office/word/2010/wordml" xmlns:w15="http://schemas.microsoft.com/office/word/2012/wordml" xmlns:w16cex="http://schemas.microsoft.com/office/word/2018/wordml/cex" xmlns:w16cid="http://schemas.microsoft.com/office/word/2016/wordml/cid" xmlns:w16="http://schemas.microsoft.com/office/word/2018/wordml" xmlns:w16du="http://schemas.microsoft.com/office/word/2023/wordml/word16du" xmlns:w16sdtdh="http://schemas.microsoft.com/office/word/2020/wordml/sdtdatahash" xmlns:w16sdtfl="http://schemas.microsoft.com/office/word/2024/wordml/sdtformatlock" xmlns:w16se="http://schemas.microsoft.com/office/word/2015/wordml/symex" xmlns:wpg="http://schemas.microsoft.com/office/word/2010/wordprocessingGroup" xmlns:wpi="http://schemas.microsoft.com/office/word/2010/wordprocessingInk" xmlns:wne="http://schemas.microsoft.com/office/word/2006/wordml" xmlns:wps="http://schemas.microsoft.com/office/word/2010/wordprocessingShape" mc:Ignorable="w14 w15 w16se w16cid w16 w16cex w16sdtdh w16sdtfl w16du wp14">
+<w:ftr xmlns:wpc="http://schemas.microsoft.com/office/word/2010/wordprocessingCanvas" xmlns:cx="http://schemas.microsoft.com/office/drawing/2014/chartex" xmlns:cx1="http://schemas.microsoft.com/office/drawing/2015/9/8/chartex" xmlns:cx2="http://schemas.microsoft.com/office/drawing/2015/10/21/chartex" xmlns:cx3="http://schemas.microsoft.com/office/drawing/2016/5/9/chartex" xmlns:cx4="http://schemas.microsoft.com/office/drawing/2016/5/10/chartex" xmlns:cx5="http://schemas.microsoft.com/office/drawing/2016/5/11/chartex" xmlns:cx6="http://schemas.microsoft.com/office/drawing/2016/5/12/chartex" xmlns:cx7="http://schemas.microsoft.com/office/drawing/2016/5/13/chartex" xmlns:cx8="http://schemas.microsoft.com/office/drawing/2016/5/14/chartex" xmlns:mc="http://schemas.openxmlformats.org/markup-compatibility/2006" xmlns:aink="http://schemas.microsoft.com/office/drawing/2016/ink" xmlns:am3d="http://schemas.microsoft.com/office/drawing/2017/model3d" xmlns:o="urn:schemas-microsoft-com:office:office" xmlns:oel="http://schemas.microsoft.com/office/2019/extlst" xmlns:r="http://schemas.openxmlformats.org/officeDocument/2006/relationships" xmlns:m="http://schemas.openxmlformats.org/officeDocument/2006/math" xmlns:v="urn:schemas-microsoft-com:vml" xmlns:wp14="http://schemas.microsoft.com/office/word/2010/wordprocessingDrawing" xmlns:wp="http://schemas.openxmlformats.org/drawingml/2006/wordprocessingDrawing" xmlns:w10="urn:schemas-microsoft-com:office:word" xmlns:w="http://schemas.openxmlformats.org/wordprocessingml/2006/main" xmlns:w14="http://schemas.microsoft.com/office/word/2010/wordml" xmlns:w15="http://schemas.microsoft.com/office/word/2012/wordml" xmlns:w16cex="http://schemas.microsoft.com/office/word/2018/wordml/cex" xmlns:w16cid="http://schemas.microsoft.com/office/word/2016/wordml/cid" xmlns:w16="http://schemas.microsoft.com/office/word/2018/wordml" xmlns:w16du="http://schemas.microsoft.com/office/word/2023/wordml/word16du" xmlns:w16sdtdh="http://schemas.microsoft.com/office/word/2020/wordml/sdtdatahash" xmlns:w16se="http://schemas.microsoft.com/office/word/2015/wordml/symex" xmlns:wpg="http://schemas.microsoft.com/office/word/2010/wordprocessingGroup" xmlns:wpi="http://schemas.microsoft.com/office/word/2010/wordprocessingInk" xmlns:wne="http://schemas.microsoft.com/office/word/2006/wordml" xmlns:wps="http://schemas.microsoft.com/office/word/2010/wordprocessingShape" mc:Ignorable="w14 w15 w16se w16cid w16 w16cex w16sdtdh w16du wp14">
   <w:sdt>
     <w:sdtPr>
       <w:id w:val="131912711"/>
@@ -31208,7 +31671,7 @@
 </file>
 
 <file path=word/footer2.xml><?xml version="1.0" encoding="utf-8"?>
-<w:ftr xmlns:wpc="http://schemas.microsoft.com/office/word/2010/wordprocessingCanvas" xmlns:cx="http://schemas.microsoft.com/office/drawing/2014/chartex" xmlns:cx1="http://schemas.microsoft.com/office/drawing/2015/9/8/chartex" xmlns:cx2="http://schemas.microsoft.com/office/drawing/2015/10/21/chartex" xmlns:cx3="http://schemas.microsoft.com/office/drawing/2016/5/9/chartex" xmlns:cx4="http://schemas.microsoft.com/office/drawing/2016/5/10/chartex" xmlns:cx5="http://schemas.microsoft.com/office/drawing/2016/5/11/chartex" xmlns:cx6="http://schemas.microsoft.com/office/drawing/2016/5/12/chartex" xmlns:cx7="http://schemas.microsoft.com/office/drawing/2016/5/13/chartex" xmlns:cx8="http://schemas.microsoft.com/office/drawing/2016/5/14/chartex" xmlns:mc="http://schemas.openxmlformats.org/markup-compatibility/2006" xmlns:aink="http://schemas.microsoft.com/office/drawing/2016/ink" xmlns:am3d="http://schemas.microsoft.com/office/drawing/2017/model3d" xmlns:o="urn:schemas-microsoft-com:office:office" xmlns:oel="http://schemas.microsoft.com/office/2019/extlst" xmlns:r="http://schemas.openxmlformats.org/officeDocument/2006/relationships" xmlns:m="http://schemas.openxmlformats.org/officeDocument/2006/math" xmlns:v="urn:schemas-microsoft-com:vml" xmlns:wp14="http://schemas.microsoft.com/office/word/2010/wordprocessingDrawing" xmlns:wp="http://schemas.openxmlformats.org/drawingml/2006/wordprocessingDrawing" xmlns:w10="urn:schemas-microsoft-com:office:word" xmlns:w="http://schemas.openxmlformats.org/wordprocessingml/2006/main" xmlns:w14="http://schemas.microsoft.com/office/word/2010/wordml" xmlns:w15="http://schemas.microsoft.com/office/word/2012/wordml" xmlns:w16cex="http://schemas.microsoft.com/office/word/2018/wordml/cex" xmlns:w16cid="http://schemas.microsoft.com/office/word/2016/wordml/cid" xmlns:w16="http://schemas.microsoft.com/office/word/2018/wordml" xmlns:w16du="http://schemas.microsoft.com/office/word/2023/wordml/word16du" xmlns:w16sdtdh="http://schemas.microsoft.com/office/word/2020/wordml/sdtdatahash" xmlns:w16sdtfl="http://schemas.microsoft.com/office/word/2024/wordml/sdtformatlock" xmlns:w16se="http://schemas.microsoft.com/office/word/2015/wordml/symex" xmlns:wpg="http://schemas.microsoft.com/office/word/2010/wordprocessingGroup" xmlns:wpi="http://schemas.microsoft.com/office/word/2010/wordprocessingInk" xmlns:wne="http://schemas.microsoft.com/office/word/2006/wordml" xmlns:wps="http://schemas.microsoft.com/office/word/2010/wordprocessingShape" mc:Ignorable="w14 w15 w16se w16cid w16 w16cex w16sdtdh w16sdtfl w16du wp14">
+<w:ftr xmlns:wpc="http://schemas.microsoft.com/office/word/2010/wordprocessingCanvas" xmlns:cx="http://schemas.microsoft.com/office/drawing/2014/chartex" xmlns:cx1="http://schemas.microsoft.com/office/drawing/2015/9/8/chartex" xmlns:cx2="http://schemas.microsoft.com/office/drawing/2015/10/21/chartex" xmlns:cx3="http://schemas.microsoft.com/office/drawing/2016/5/9/chartex" xmlns:cx4="http://schemas.microsoft.com/office/drawing/2016/5/10/chartex" xmlns:cx5="http://schemas.microsoft.com/office/drawing/2016/5/11/chartex" xmlns:cx6="http://schemas.microsoft.com/office/drawing/2016/5/12/chartex" xmlns:cx7="http://schemas.microsoft.com/office/drawing/2016/5/13/chartex" xmlns:cx8="http://schemas.microsoft.com/office/drawing/2016/5/14/chartex" xmlns:mc="http://schemas.openxmlformats.org/markup-compatibility/2006" xmlns:aink="http://schemas.microsoft.com/office/drawing/2016/ink" xmlns:am3d="http://schemas.microsoft.com/office/drawing/2017/model3d" xmlns:o="urn:schemas-microsoft-com:office:office" xmlns:oel="http://schemas.microsoft.com/office/2019/extlst" xmlns:r="http://schemas.openxmlformats.org/officeDocument/2006/relationships" xmlns:m="http://schemas.openxmlformats.org/officeDocument/2006/math" xmlns:v="urn:schemas-microsoft-com:vml" xmlns:wp14="http://schemas.microsoft.com/office/word/2010/wordprocessingDrawing" xmlns:wp="http://schemas.openxmlformats.org/drawingml/2006/wordprocessingDrawing" xmlns:w10="urn:schemas-microsoft-com:office:word" xmlns:w="http://schemas.openxmlformats.org/wordprocessingml/2006/main" xmlns:w14="http://schemas.microsoft.com/office/word/2010/wordml" xmlns:w15="http://schemas.microsoft.com/office/word/2012/wordml" xmlns:w16cex="http://schemas.microsoft.com/office/word/2018/wordml/cex" xmlns:w16cid="http://schemas.microsoft.com/office/word/2016/wordml/cid" xmlns:w16="http://schemas.microsoft.com/office/word/2018/wordml" xmlns:w16du="http://schemas.microsoft.com/office/word/2023/wordml/word16du" xmlns:w16sdtdh="http://schemas.microsoft.com/office/word/2020/wordml/sdtdatahash" xmlns:w16se="http://schemas.microsoft.com/office/word/2015/wordml/symex" xmlns:wpg="http://schemas.microsoft.com/office/word/2010/wordprocessingGroup" xmlns:wpi="http://schemas.microsoft.com/office/word/2010/wordprocessingInk" xmlns:wne="http://schemas.microsoft.com/office/word/2006/wordml" xmlns:wps="http://schemas.microsoft.com/office/word/2010/wordprocessingShape" mc:Ignorable="w14 w15 w16se w16cid w16 w16cex w16sdtdh w16du wp14">
   <w:sdt>
     <w:sdtPr>
       <w:id w:val="164284155"/>
@@ -31278,7 +31741,7 @@
 </file>
 
 <file path=word/footnotes.xml><?xml version="1.0" encoding="utf-8"?>
-<w:footnotes xmlns:wpc="http://schemas.microsoft.com/office/word/2010/wordprocessingCanvas" xmlns:cx="http://schemas.microsoft.com/office/drawing/2014/chartex" xmlns:cx1="http://schemas.microsoft.com/office/drawing/2015/9/8/chartex" xmlns:cx2="http://schemas.microsoft.com/office/drawing/2015/10/21/chartex" xmlns:cx3="http://schemas.microsoft.com/office/drawing/2016/5/9/chartex" xmlns:cx4="http://schemas.microsoft.com/office/drawing/2016/5/10/chartex" xmlns:cx5="http://schemas.microsoft.com/office/drawing/2016/5/11/chartex" xmlns:cx6="http://schemas.microsoft.com/office/drawing/2016/5/12/chartex" xmlns:cx7="http://schemas.microsoft.com/office/drawing/2016/5/13/chartex" xmlns:cx8="http://schemas.microsoft.com/office/drawing/2016/5/14/chartex" xmlns:mc="http://schemas.openxmlformats.org/markup-compatibility/2006" xmlns:aink="http://schemas.microsoft.com/office/drawing/2016/ink" xmlns:am3d="http://schemas.microsoft.com/office/drawing/2017/model3d" xmlns:o="urn:schemas-microsoft-com:office:office" xmlns:oel="http://schemas.microsoft.com/office/2019/extlst" xmlns:r="http://schemas.openxmlformats.org/officeDocument/2006/relationships" xmlns:m="http://schemas.openxmlformats.org/officeDocument/2006/math" xmlns:v="urn:schemas-microsoft-com:vml" xmlns:wp14="http://schemas.microsoft.com/office/word/2010/wordprocessingDrawing" xmlns:wp="http://schemas.openxmlformats.org/drawingml/2006/wordprocessingDrawing" xmlns:w10="urn:schemas-microsoft-com:office:word" xmlns:w="http://schemas.openxmlformats.org/wordprocessingml/2006/main" xmlns:w14="http://schemas.microsoft.com/office/word/2010/wordml" xmlns:w15="http://schemas.microsoft.com/office/word/2012/wordml" xmlns:w16cex="http://schemas.microsoft.com/office/word/2018/wordml/cex" xmlns:w16cid="http://schemas.microsoft.com/office/word/2016/wordml/cid" xmlns:w16="http://schemas.microsoft.com/office/word/2018/wordml" xmlns:w16du="http://schemas.microsoft.com/office/word/2023/wordml/word16du" xmlns:w16sdtdh="http://schemas.microsoft.com/office/word/2020/wordml/sdtdatahash" xmlns:w16sdtfl="http://schemas.microsoft.com/office/word/2024/wordml/sdtformatlock" xmlns:w16se="http://schemas.microsoft.com/office/word/2015/wordml/symex" xmlns:wpg="http://schemas.microsoft.com/office/word/2010/wordprocessingGroup" xmlns:wpi="http://schemas.microsoft.com/office/word/2010/wordprocessingInk" xmlns:wne="http://schemas.microsoft.com/office/word/2006/wordml" xmlns:wps="http://schemas.microsoft.com/office/word/2010/wordprocessingShape" mc:Ignorable="w14 w15 w16se w16cid w16 w16cex w16sdtdh w16sdtfl w16du wp14">
+<w:footnotes xmlns:wpc="http://schemas.microsoft.com/office/word/2010/wordprocessingCanvas" xmlns:cx="http://schemas.microsoft.com/office/drawing/2014/chartex" xmlns:cx1="http://schemas.microsoft.com/office/drawing/2015/9/8/chartex" xmlns:cx2="http://schemas.microsoft.com/office/drawing/2015/10/21/chartex" xmlns:cx3="http://schemas.microsoft.com/office/drawing/2016/5/9/chartex" xmlns:cx4="http://schemas.microsoft.com/office/drawing/2016/5/10/chartex" xmlns:cx5="http://schemas.microsoft.com/office/drawing/2016/5/11/chartex" xmlns:cx6="http://schemas.microsoft.com/office/drawing/2016/5/12/chartex" xmlns:cx7="http://schemas.microsoft.com/office/drawing/2016/5/13/chartex" xmlns:cx8="http://schemas.microsoft.com/office/drawing/2016/5/14/chartex" xmlns:mc="http://schemas.openxmlformats.org/markup-compatibility/2006" xmlns:aink="http://schemas.microsoft.com/office/drawing/2016/ink" xmlns:am3d="http://schemas.microsoft.com/office/drawing/2017/model3d" xmlns:o="urn:schemas-microsoft-com:office:office" xmlns:oel="http://schemas.microsoft.com/office/2019/extlst" xmlns:r="http://schemas.openxmlformats.org/officeDocument/2006/relationships" xmlns:m="http://schemas.openxmlformats.org/officeDocument/2006/math" xmlns:v="urn:schemas-microsoft-com:vml" xmlns:wp14="http://schemas.microsoft.com/office/word/2010/wordprocessingDrawing" xmlns:wp="http://schemas.openxmlformats.org/drawingml/2006/wordprocessingDrawing" xmlns:w10="urn:schemas-microsoft-com:office:word" xmlns:w="http://schemas.openxmlformats.org/wordprocessingml/2006/main" xmlns:w14="http://schemas.microsoft.com/office/word/2010/wordml" xmlns:w15="http://schemas.microsoft.com/office/word/2012/wordml" xmlns:w16cex="http://schemas.microsoft.com/office/word/2018/wordml/cex" xmlns:w16cid="http://schemas.microsoft.com/office/word/2016/wordml/cid" xmlns:w16="http://schemas.microsoft.com/office/word/2018/wordml" xmlns:w16du="http://schemas.microsoft.com/office/word/2023/wordml/word16du" xmlns:w16sdtdh="http://schemas.microsoft.com/office/word/2020/wordml/sdtdatahash" xmlns:w16se="http://schemas.microsoft.com/office/word/2015/wordml/symex" xmlns:wpg="http://schemas.microsoft.com/office/word/2010/wordprocessingGroup" xmlns:wpi="http://schemas.microsoft.com/office/word/2010/wordprocessingInk" xmlns:wne="http://schemas.microsoft.com/office/word/2006/wordml" xmlns:wps="http://schemas.microsoft.com/office/word/2010/wordprocessingShape" mc:Ignorable="w14 w15 w16se w16cid w16 w16cex w16sdtdh w16du wp14">
   <w:footnote w:type="separator" w:id="-1">
     <w:p>
       <w:pPr>
@@ -31303,7 +31766,7 @@
 </file>
 
 <file path=word/header1.xml><?xml version="1.0" encoding="utf-8"?>
-<w:hdr xmlns:wpc="http://schemas.microsoft.com/office/word/2010/wordprocessingCanvas" xmlns:cx="http://schemas.microsoft.com/office/drawing/2014/chartex" xmlns:cx1="http://schemas.microsoft.com/office/drawing/2015/9/8/chartex" xmlns:cx2="http://schemas.microsoft.com/office/drawing/2015/10/21/chartex" xmlns:cx3="http://schemas.microsoft.com/office/drawing/2016/5/9/chartex" xmlns:cx4="http://schemas.microsoft.com/office/drawing/2016/5/10/chartex" xmlns:cx5="http://schemas.microsoft.com/office/drawing/2016/5/11/chartex" xmlns:cx6="http://schemas.microsoft.com/office/drawing/2016/5/12/chartex" xmlns:cx7="http://schemas.microsoft.com/office/drawing/2016/5/13/chartex" xmlns:cx8="http://schemas.microsoft.com/office/drawing/2016/5/14/chartex" xmlns:mc="http://schemas.openxmlformats.org/markup-compatibility/2006" xmlns:aink="http://schemas.microsoft.com/office/drawing/2016/ink" xmlns:am3d="http://schemas.microsoft.com/office/drawing/2017/model3d" xmlns:o="urn:schemas-microsoft-com:office:office" xmlns:oel="http://schemas.microsoft.com/office/2019/extlst" xmlns:r="http://schemas.openxmlformats.org/officeDocument/2006/relationships" xmlns:m="http://schemas.openxmlformats.org/officeDocument/2006/math" xmlns:v="urn:schemas-microsoft-com:vml" xmlns:wp14="http://schemas.microsoft.com/office/word/2010/wordprocessingDrawing" xmlns:wp="http://schemas.openxmlformats.org/drawingml/2006/wordprocessingDrawing" xmlns:w10="urn:schemas-microsoft-com:office:word" xmlns:w="http://schemas.openxmlformats.org/wordprocessingml/2006/main" xmlns:w14="http://schemas.microsoft.com/office/word/2010/wordml" xmlns:w15="http://schemas.microsoft.com/office/word/2012/wordml" xmlns:w16cex="http://schemas.microsoft.com/office/word/2018/wordml/cex" xmlns:w16cid="http://schemas.microsoft.com/office/word/2016/wordml/cid" xmlns:w16="http://schemas.microsoft.com/office/word/2018/wordml" xmlns:w16du="http://schemas.microsoft.com/office/word/2023/wordml/word16du" xmlns:w16sdtdh="http://schemas.microsoft.com/office/word/2020/wordml/sdtdatahash" xmlns:w16sdtfl="http://schemas.microsoft.com/office/word/2024/wordml/sdtformatlock" xmlns:w16se="http://schemas.microsoft.com/office/word/2015/wordml/symex" xmlns:wpg="http://schemas.microsoft.com/office/word/2010/wordprocessingGroup" xmlns:wpi="http://schemas.microsoft.com/office/word/2010/wordprocessingInk" xmlns:wne="http://schemas.microsoft.com/office/word/2006/wordml" xmlns:wps="http://schemas.microsoft.com/office/word/2010/wordprocessingShape" mc:Ignorable="w14 w15 w16se w16cid w16 w16cex w16sdtdh w16sdtfl w16du wp14">
+<w:hdr xmlns:wpc="http://schemas.microsoft.com/office/word/2010/wordprocessingCanvas" xmlns:cx="http://schemas.microsoft.com/office/drawing/2014/chartex" xmlns:cx1="http://schemas.microsoft.com/office/drawing/2015/9/8/chartex" xmlns:cx2="http://schemas.microsoft.com/office/drawing/2015/10/21/chartex" xmlns:cx3="http://schemas.microsoft.com/office/drawing/2016/5/9/chartex" xmlns:cx4="http://schemas.microsoft.com/office/drawing/2016/5/10/chartex" xmlns:cx5="http://schemas.microsoft.com/office/drawing/2016/5/11/chartex" xmlns:cx6="http://schemas.microsoft.com/office/drawing/2016/5/12/chartex" xmlns:cx7="http://schemas.microsoft.com/office/drawing/2016/5/13/chartex" xmlns:cx8="http://schemas.microsoft.com/office/drawing/2016/5/14/chartex" xmlns:mc="http://schemas.openxmlformats.org/markup-compatibility/2006" xmlns:aink="http://schemas.microsoft.com/office/drawing/2016/ink" xmlns:am3d="http://schemas.microsoft.com/office/drawing/2017/model3d" xmlns:o="urn:schemas-microsoft-com:office:office" xmlns:oel="http://schemas.microsoft.com/office/2019/extlst" xmlns:r="http://schemas.openxmlformats.org/officeDocument/2006/relationships" xmlns:m="http://schemas.openxmlformats.org/officeDocument/2006/math" xmlns:v="urn:schemas-microsoft-com:vml" xmlns:wp14="http://schemas.microsoft.com/office/word/2010/wordprocessingDrawing" xmlns:wp="http://schemas.openxmlformats.org/drawingml/2006/wordprocessingDrawing" xmlns:w10="urn:schemas-microsoft-com:office:word" xmlns:w="http://schemas.openxmlformats.org/wordprocessingml/2006/main" xmlns:w14="http://schemas.microsoft.com/office/word/2010/wordml" xmlns:w15="http://schemas.microsoft.com/office/word/2012/wordml" xmlns:w16cex="http://schemas.microsoft.com/office/word/2018/wordml/cex" xmlns:w16cid="http://schemas.microsoft.com/office/word/2016/wordml/cid" xmlns:w16="http://schemas.microsoft.com/office/word/2018/wordml" xmlns:w16du="http://schemas.microsoft.com/office/word/2023/wordml/word16du" xmlns:w16sdtdh="http://schemas.microsoft.com/office/word/2020/wordml/sdtdatahash" xmlns:w16se="http://schemas.microsoft.com/office/word/2015/wordml/symex" xmlns:wpg="http://schemas.microsoft.com/office/word/2010/wordprocessingGroup" xmlns:wpi="http://schemas.microsoft.com/office/word/2010/wordprocessingInk" xmlns:wne="http://schemas.microsoft.com/office/word/2006/wordml" xmlns:wps="http://schemas.microsoft.com/office/word/2010/wordprocessingShape" mc:Ignorable="w14 w15 w16se w16cid w16 w16cex w16sdtdh w16du wp14">
   <w:p>
     <w:pPr>
       <w:pStyle w:val="Header"/>
@@ -31326,7 +31789,7 @@
 </file>
 
 <file path=word/numbering.xml><?xml version="1.0" encoding="utf-8"?>
-<w:numbering xmlns:wpc="http://schemas.microsoft.com/office/word/2010/wordprocessingCanvas" xmlns:cx="http://schemas.microsoft.com/office/drawing/2014/chartex" xmlns:cx1="http://schemas.microsoft.com/office/drawing/2015/9/8/chartex" xmlns:cx2="http://schemas.microsoft.com/office/drawing/2015/10/21/chartex" xmlns:cx3="http://schemas.microsoft.com/office/drawing/2016/5/9/chartex" xmlns:cx4="http://schemas.microsoft.com/office/drawing/2016/5/10/chartex" xmlns:cx5="http://schemas.microsoft.com/office/drawing/2016/5/11/chartex" xmlns:cx6="http://schemas.microsoft.com/office/drawing/2016/5/12/chartex" xmlns:cx7="http://schemas.microsoft.com/office/drawing/2016/5/13/chartex" xmlns:cx8="http://schemas.microsoft.com/office/drawing/2016/5/14/chartex" xmlns:mc="http://schemas.openxmlformats.org/markup-compatibility/2006" xmlns:aink="http://schemas.microsoft.com/office/drawing/2016/ink" xmlns:am3d="http://schemas.microsoft.com/office/drawing/2017/model3d" xmlns:o="urn:schemas-microsoft-com:office:office" xmlns:oel="http://schemas.microsoft.com/office/2019/extlst" xmlns:r="http://schemas.openxmlformats.org/officeDocument/2006/relationships" xmlns:m="http://schemas.openxmlformats.org/officeDocument/2006/math" xmlns:v="urn:schemas-microsoft-com:vml" xmlns:wp14="http://schemas.microsoft.com/office/word/2010/wordprocessingDrawing" xmlns:wp="http://schemas.openxmlformats.org/drawingml/2006/wordprocessingDrawing" xmlns:w10="urn:schemas-microsoft-com:office:word" xmlns:w="http://schemas.openxmlformats.org/wordprocessingml/2006/main" xmlns:w14="http://schemas.microsoft.com/office/word/2010/wordml" xmlns:w15="http://schemas.microsoft.com/office/word/2012/wordml" xmlns:w16cex="http://schemas.microsoft.com/office/word/2018/wordml/cex" xmlns:w16cid="http://schemas.microsoft.com/office/word/2016/wordml/cid" xmlns:w16="http://schemas.microsoft.com/office/word/2018/wordml" xmlns:w16du="http://schemas.microsoft.com/office/word/2023/wordml/word16du" xmlns:w16sdtdh="http://schemas.microsoft.com/office/word/2020/wordml/sdtdatahash" xmlns:w16sdtfl="http://schemas.microsoft.com/office/word/2024/wordml/sdtformatlock" xmlns:w16se="http://schemas.microsoft.com/office/word/2015/wordml/symex" xmlns:wpg="http://schemas.microsoft.com/office/word/2010/wordprocessingGroup" xmlns:wpi="http://schemas.microsoft.com/office/word/2010/wordprocessingInk" xmlns:wne="http://schemas.microsoft.com/office/word/2006/wordml" xmlns:wps="http://schemas.microsoft.com/office/word/2010/wordprocessingShape" mc:Ignorable="w14 w15 w16se w16cid w16 w16cex w16sdtdh w16sdtfl w16du wp14">
+<w:numbering xmlns:wpc="http://schemas.microsoft.com/office/word/2010/wordprocessingCanvas" xmlns:cx="http://schemas.microsoft.com/office/drawing/2014/chartex" xmlns:cx1="http://schemas.microsoft.com/office/drawing/2015/9/8/chartex" xmlns:cx2="http://schemas.microsoft.com/office/drawing/2015/10/21/chartex" xmlns:cx3="http://schemas.microsoft.com/office/drawing/2016/5/9/chartex" xmlns:cx4="http://schemas.microsoft.com/office/drawing/2016/5/10/chartex" xmlns:cx5="http://schemas.microsoft.com/office/drawing/2016/5/11/chartex" xmlns:cx6="http://schemas.microsoft.com/office/drawing/2016/5/12/chartex" xmlns:cx7="http://schemas.microsoft.com/office/drawing/2016/5/13/chartex" xmlns:cx8="http://schemas.microsoft.com/office/drawing/2016/5/14/chartex" xmlns:mc="http://schemas.openxmlformats.org/markup-compatibility/2006" xmlns:aink="http://schemas.microsoft.com/office/drawing/2016/ink" xmlns:am3d="http://schemas.microsoft.com/office/drawing/2017/model3d" xmlns:o="urn:schemas-microsoft-com:office:office" xmlns:oel="http://schemas.microsoft.com/office/2019/extlst" xmlns:r="http://schemas.openxmlformats.org/officeDocument/2006/relationships" xmlns:m="http://schemas.openxmlformats.org/officeDocument/2006/math" xmlns:v="urn:schemas-microsoft-com:vml" xmlns:wp14="http://schemas.microsoft.com/office/word/2010/wordprocessingDrawing" xmlns:wp="http://schemas.openxmlformats.org/drawingml/2006/wordprocessingDrawing" xmlns:w10="urn:schemas-microsoft-com:office:word" xmlns:w="http://schemas.openxmlformats.org/wordprocessingml/2006/main" xmlns:w14="http://schemas.microsoft.com/office/word/2010/wordml" xmlns:w15="http://schemas.microsoft.com/office/word/2012/wordml" xmlns:w16cex="http://schemas.microsoft.com/office/word/2018/wordml/cex" xmlns:w16cid="http://schemas.microsoft.com/office/word/2016/wordml/cid" xmlns:w16="http://schemas.microsoft.com/office/word/2018/wordml" xmlns:w16du="http://schemas.microsoft.com/office/word/2023/wordml/word16du" xmlns:w16sdtdh="http://schemas.microsoft.com/office/word/2020/wordml/sdtdatahash" xmlns:w16se="http://schemas.microsoft.com/office/word/2015/wordml/symex" xmlns:wpg="http://schemas.microsoft.com/office/word/2010/wordprocessingGroup" xmlns:wpi="http://schemas.microsoft.com/office/word/2010/wordprocessingInk" xmlns:wne="http://schemas.microsoft.com/office/word/2006/wordml" xmlns:wps="http://schemas.microsoft.com/office/word/2010/wordprocessingShape" mc:Ignorable="w14 w15 w16se w16cid w16 w16cex w16sdtdh w16du wp14">
   <w:abstractNum w:abstractNumId="0" w15:restartNumberingAfterBreak="0">
     <w:nsid w:val="016F3F00"/>
     <w:multiLevelType w:val="multilevel"/>
@@ -37944,7 +38407,7 @@
 </file>
 
 <file path=word/styles.xml><?xml version="1.0" encoding="utf-8"?>
-<w:styles xmlns:mc="http://schemas.openxmlformats.org/markup-compatibility/2006" xmlns:r="http://schemas.openxmlformats.org/officeDocument/2006/relationships" xmlns:w="http://schemas.openxmlformats.org/wordprocessingml/2006/main" xmlns:w14="http://schemas.microsoft.com/office/word/2010/wordml" xmlns:w15="http://schemas.microsoft.com/office/word/2012/wordml" xmlns:w16cex="http://schemas.microsoft.com/office/word/2018/wordml/cex" xmlns:w16cid="http://schemas.microsoft.com/office/word/2016/wordml/cid" xmlns:w16="http://schemas.microsoft.com/office/word/2018/wordml" xmlns:w16du="http://schemas.microsoft.com/office/word/2023/wordml/word16du" xmlns:w16sdtdh="http://schemas.microsoft.com/office/word/2020/wordml/sdtdatahash" xmlns:w16sdtfl="http://schemas.microsoft.com/office/word/2024/wordml/sdtformatlock" xmlns:w16se="http://schemas.microsoft.com/office/word/2015/wordml/symex" mc:Ignorable="w14 w15 w16se w16cid w16 w16cex w16sdtdh w16sdtfl w16du">
+<w:styles xmlns:mc="http://schemas.openxmlformats.org/markup-compatibility/2006" xmlns:r="http://schemas.openxmlformats.org/officeDocument/2006/relationships" xmlns:w="http://schemas.openxmlformats.org/wordprocessingml/2006/main" xmlns:w14="http://schemas.microsoft.com/office/word/2010/wordml" xmlns:w15="http://schemas.microsoft.com/office/word/2012/wordml" xmlns:w16cex="http://schemas.microsoft.com/office/word/2018/wordml/cex" xmlns:w16cid="http://schemas.microsoft.com/office/word/2016/wordml/cid" xmlns:w16="http://schemas.microsoft.com/office/word/2018/wordml" xmlns:w16du="http://schemas.microsoft.com/office/word/2023/wordml/word16du" xmlns:w16sdtdh="http://schemas.microsoft.com/office/word/2020/wordml/sdtdatahash" xmlns:w16se="http://schemas.microsoft.com/office/word/2015/wordml/symex" mc:Ignorable="w14 w15 w16se w16cid w16 w16cex w16sdtdh w16du">
   <w:docDefaults>
     <w:rPrDefault>
       <w:rPr>
@@ -38538,6 +39001,7 @@
   <w:style w:type="character" w:default="1" w:styleId="DefaultParagraphFont">
     <w:name w:val="Default Paragraph Font"/>
     <w:uiPriority w:val="1"/>
+    <w:semiHidden/>
     <w:unhideWhenUsed/>
   </w:style>
   <w:style w:type="table" w:default="1" w:styleId="TableNormal">
@@ -39459,6 +39923,10 @@
 </file>
 
 <file path=customXml/item1.xml><?xml version="1.0" encoding="utf-8"?>
+<b:Sources xmlns:b="http://schemas.openxmlformats.org/officeDocument/2006/bibliography" xmlns="http://schemas.openxmlformats.org/officeDocument/2006/bibliography" SelectedStyle="\APASixthEditionOfficeOnline.xsl" StyleName="APA" Version="6"/>
+</file>
+
+<file path=customXml/item2.xml><?xml version="1.0" encoding="utf-8"?>
 <s:customData xmlns="http://www.wps.cn/officeDocument/2013/wpsCustomData" xmlns:s="http://www.wps.cn/officeDocument/2013/wpsCustomData">
   <customSectProps>
     <customSectPr/>
@@ -39467,22 +39935,18 @@
 </s:customData>
 </file>
 
-<file path=customXml/item2.xml><?xml version="1.0" encoding="utf-8"?>
-<b:Sources xmlns:b="http://schemas.openxmlformats.org/officeDocument/2006/bibliography" xmlns="http://schemas.openxmlformats.org/officeDocument/2006/bibliography" SelectedStyle="\APASixthEditionOfficeOnline.xsl" StyleName="APA" Version="6"/>
+<file path=customXml/itemProps1.xml><?xml version="1.0" encoding="utf-8"?>
+<ds:datastoreItem xmlns:ds="http://schemas.openxmlformats.org/officeDocument/2006/customXml" ds:itemID="{3ED7009B-47F5-477F-A292-6C8452C84043}">
+  <ds:schemaRefs>
+    <ds:schemaRef ds:uri="http://schemas.openxmlformats.org/officeDocument/2006/bibliography"/>
+  </ds:schemaRefs>
+</ds:datastoreItem>
 </file>
 
-<file path=customXml/itemProps1.xml><?xml version="1.0" encoding="utf-8"?>
+<file path=customXml/itemProps2.xml><?xml version="1.0" encoding="utf-8"?>
 <ds:datastoreItem xmlns:ds="http://schemas.openxmlformats.org/officeDocument/2006/customXml" ds:itemID="{B1977F7D-205B-4081-913C-38D41E755F92}">
   <ds:schemaRefs>
     <ds:schemaRef ds:uri="http://www.wps.cn/officeDocument/2013/wpsCustomData"/>
   </ds:schemaRefs>
 </ds:datastoreItem>
-</file>
-
-<file path=customXml/itemProps2.xml><?xml version="1.0" encoding="utf-8"?>
-<ds:datastoreItem xmlns:ds="http://schemas.openxmlformats.org/officeDocument/2006/customXml" ds:itemID="{3ED7009B-47F5-477F-A292-6C8452C84043}">
-  <ds:schemaRefs>
-    <ds:schemaRef ds:uri="http://schemas.openxmlformats.org/officeDocument/2006/bibliography"/>
-  </ds:schemaRefs>
-</ds:datastoreItem>
 </file>